--- a/docs/proposals/pyvar-monetization-strategy.docx
+++ b/docs/proposals/pyvar-monetization-strategy.docx
@@ -1582,6 +1582,714 @@
           <w:szCs w:val="21"/>
         </w:rPr>
         <w:t xml:space="preserve">The model is deliberately layered so that no single revenue line has to carry the whole platform: usage-correlated subscriptions cover usage-correlated cost, grants protect the parts of the platform that exist purely as a public good, and professional services fund the deeper engineering investment both the grant brief and this proposal ask for. None of it requires narrowing the Apache-2.0 licence, rate-limiting the free tier below what's already public today, or gating the compute engine itself.</w:t>
+      </w:r>
+    </w:p>
+    <w:p>
+      <w:pPr>
+        <w:pStyle w:val="Heading1"/>
+      </w:pPr>
+      <w:r>
+        <w:rPr>
+          <w:rFonts w:ascii="Calibri" w:hAnsi="Calibri"/>
+          <w:b/>
+          <w:color w:val="1F1E1D"/>
+          <w:sz w:val="30"/>
+        </w:rPr>
+        <w:t>Cost/income scenarios: pessimistic, neutral, optimistic</w:t>
+      </w:r>
+    </w:p>
+    <w:p>
+      <w:r>
+        <w:rPr>
+          <w:rFonts w:ascii="Calibri" w:hAnsi="Calibri"/>
+          <w:b w:val="0"/>
+          <w:i w:val="0"/>
+          <w:color w:val="1F1E1D"/>
+          <w:sz w:val="21"/>
+        </w:rPr>
+        <w:t>The cost side of this model is no longer a placeholder. The fixed AWS infrastructure baseline is a real, confirmed invoice — $900–1,000/month (2026-08-31), not the pre-launch planning estimate this project quoted at first. The three scenarios below hold that real number (and a plausible range around it) fixed, and vary only the revenue side: how many Pro subscribers, Enterprise contracts, pyvar Local nodes, and professional-services engagements are actually paying.</w:t>
+      </w:r>
+    </w:p>
+    <w:p>
+      <w:r>
+        <w:rPr>
+          <w:rFonts w:ascii="Calibri" w:hAnsi="Calibri"/>
+          <w:b w:val="0"/>
+          <w:i/>
+          <w:color w:val="6B6862"/>
+          <w:sz w:val="19"/>
+        </w:rPr>
+        <w:t>Modelled in USD throughout, since the only real, confirmed cost figure is USD-denominated (the pricing table above is left in GBP as this proposal's own indicative price list — this section is a separate modelling exercise, not a currency conversion of it). Price points below are illustrative assumptions for this model only, consistent with the “not final” framing already used for the pricing table: Pro ≈ $65/month, Enterprise ≈ $25,000/year average deal (≈ $2,083/month amortised), pyvar Local ≈ $2,300/node/year (≈ $192/month per node).</w:t>
+      </w:r>
+    </w:p>
+    <w:p>
+      <w:r>
+        <w:rPr>
+          <w:rFonts w:ascii="Calibri" w:hAnsi="Calibri"/>
+          <w:b w:val="0"/>
+          <w:i w:val="0"/>
+          <w:color w:val="1F1E1D"/>
+          <w:sz w:val="21"/>
+        </w:rPr>
+        <w:t>The NLnet grant (€40,800, one-time) is deliberately excluded from all three scenarios below, for the same reason this proposal's own “Which revenue funds which cost” section already gives: non-dilutive funding is ring-fenced for the free-tier baseline and the independent audit, not counted on to fund the commercial model this section is stress-testing.</w:t>
+      </w:r>
+    </w:p>
+    <w:tbl>
+      <w:tblPr>
+        <w:tblW w:type="auto" w:w="0"/>
+        <w:tblLook w:firstColumn="1" w:firstRow="1" w:lastColumn="0" w:lastRow="0" w:noHBand="0" w:noVBand="1" w:val="04A0"/>
+      </w:tblPr>
+      <w:tblGrid>
+        <w:gridCol w:w="1213"/>
+        <w:gridCol w:w="1213"/>
+        <w:gridCol w:w="1213"/>
+        <w:gridCol w:w="1213"/>
+        <w:gridCol w:w="1213"/>
+        <w:gridCol w:w="1213"/>
+        <w:gridCol w:w="1213"/>
+        <w:gridCol w:w="1213"/>
+      </w:tblGrid>
+      <w:tr>
+        <w:tc>
+          <w:tcPr>
+            <w:tcW w:type="dxa" w:w="1213"/>
+          </w:tcPr>
+          <w:p>
+            <w:r/>
+            <w:r>
+              <w:rPr>
+                <w:rFonts w:ascii="Calibri" w:hAnsi="Calibri"/>
+                <w:b/>
+                <w:color w:val="1F1E1D"/>
+                <w:sz w:val="18"/>
+              </w:rPr>
+              <w:t>Scenario</w:t>
+            </w:r>
+          </w:p>
+        </w:tc>
+        <w:tc>
+          <w:tcPr>
+            <w:tcW w:type="dxa" w:w="1213"/>
+          </w:tcPr>
+          <w:p>
+            <w:r/>
+            <w:r>
+              <w:rPr>
+                <w:rFonts w:ascii="Calibri" w:hAnsi="Calibri"/>
+                <w:b/>
+                <w:color w:val="1F1E1D"/>
+                <w:sz w:val="18"/>
+              </w:rPr>
+              <w:t>Fixed cost</w:t>
+            </w:r>
+          </w:p>
+        </w:tc>
+        <w:tc>
+          <w:tcPr>
+            <w:tcW w:type="dxa" w:w="1213"/>
+          </w:tcPr>
+          <w:p>
+            <w:r/>
+            <w:r>
+              <w:rPr>
+                <w:rFonts w:ascii="Calibri" w:hAnsi="Calibri"/>
+                <w:b/>
+                <w:color w:val="1F1E1D"/>
+                <w:sz w:val="18"/>
+              </w:rPr>
+              <w:t>Pro revenue</w:t>
+            </w:r>
+          </w:p>
+        </w:tc>
+        <w:tc>
+          <w:tcPr>
+            <w:tcW w:type="dxa" w:w="1213"/>
+          </w:tcPr>
+          <w:p>
+            <w:r/>
+            <w:r>
+              <w:rPr>
+                <w:rFonts w:ascii="Calibri" w:hAnsi="Calibri"/>
+                <w:b/>
+                <w:color w:val="1F1E1D"/>
+                <w:sz w:val="18"/>
+              </w:rPr>
+              <w:t>Enterprise revenue</w:t>
+            </w:r>
+          </w:p>
+        </w:tc>
+        <w:tc>
+          <w:tcPr>
+            <w:tcW w:type="dxa" w:w="1213"/>
+          </w:tcPr>
+          <w:p>
+            <w:r/>
+            <w:r>
+              <w:rPr>
+                <w:rFonts w:ascii="Calibri" w:hAnsi="Calibri"/>
+                <w:b/>
+                <w:color w:val="1F1E1D"/>
+                <w:sz w:val="18"/>
+              </w:rPr>
+              <w:t>pyvar Local revenue</w:t>
+            </w:r>
+          </w:p>
+        </w:tc>
+        <w:tc>
+          <w:tcPr>
+            <w:tcW w:type="dxa" w:w="1213"/>
+          </w:tcPr>
+          <w:p>
+            <w:r/>
+            <w:r>
+              <w:rPr>
+                <w:rFonts w:ascii="Calibri" w:hAnsi="Calibri"/>
+                <w:b/>
+                <w:color w:val="1F1E1D"/>
+                <w:sz w:val="18"/>
+              </w:rPr>
+              <w:t>Professional services</w:t>
+            </w:r>
+          </w:p>
+        </w:tc>
+        <w:tc>
+          <w:tcPr>
+            <w:tcW w:type="dxa" w:w="1213"/>
+          </w:tcPr>
+          <w:p>
+            <w:r/>
+            <w:r>
+              <w:rPr>
+                <w:rFonts w:ascii="Calibri" w:hAnsi="Calibri"/>
+                <w:b/>
+                <w:color w:val="1F1E1D"/>
+                <w:sz w:val="18"/>
+              </w:rPr>
+              <w:t>Total revenue</w:t>
+            </w:r>
+          </w:p>
+        </w:tc>
+        <w:tc>
+          <w:tcPr>
+            <w:tcW w:type="dxa" w:w="1213"/>
+          </w:tcPr>
+          <w:p>
+            <w:r/>
+            <w:r>
+              <w:rPr>
+                <w:rFonts w:ascii="Calibri" w:hAnsi="Calibri"/>
+                <w:b/>
+                <w:color w:val="1F1E1D"/>
+                <w:sz w:val="18"/>
+              </w:rPr>
+              <w:t>Net</w:t>
+            </w:r>
+          </w:p>
+        </w:tc>
+      </w:tr>
+      <w:tr>
+        <w:tc>
+          <w:tcPr>
+            <w:tcW w:type="dxa" w:w="1213"/>
+          </w:tcPr>
+          <w:p>
+            <w:r/>
+            <w:r>
+              <w:rPr>
+                <w:rFonts w:ascii="Calibri" w:hAnsi="Calibri"/>
+                <w:b/>
+                <w:color w:val="7A3620"/>
+                <w:sz w:val="18"/>
+              </w:rPr>
+              <w:t>Pessimistic</w:t>
+            </w:r>
+          </w:p>
+        </w:tc>
+        <w:tc>
+          <w:tcPr>
+            <w:tcW w:type="dxa" w:w="1213"/>
+          </w:tcPr>
+          <w:p>
+            <w:r/>
+            <w:r>
+              <w:rPr>
+                <w:rFonts w:ascii="Calibri" w:hAnsi="Calibri"/>
+                <w:b w:val="0"/>
+                <w:color w:val="1F1E1D"/>
+                <w:sz w:val="18"/>
+              </w:rPr>
+              <w:t>$1,200/mo</w:t>
+            </w:r>
+          </w:p>
+        </w:tc>
+        <w:tc>
+          <w:tcPr>
+            <w:tcW w:type="dxa" w:w="1213"/>
+          </w:tcPr>
+          <w:p>
+            <w:r/>
+            <w:r>
+              <w:rPr>
+                <w:rFonts w:ascii="Calibri" w:hAnsi="Calibri"/>
+                <w:b w:val="0"/>
+                <w:color w:val="1F1E1D"/>
+                <w:sz w:val="18"/>
+              </w:rPr>
+              <w:t>5 subs → $325/mo</w:t>
+            </w:r>
+          </w:p>
+        </w:tc>
+        <w:tc>
+          <w:tcPr>
+            <w:tcW w:type="dxa" w:w="1213"/>
+          </w:tcPr>
+          <w:p>
+            <w:r/>
+            <w:r>
+              <w:rPr>
+                <w:rFonts w:ascii="Calibri" w:hAnsi="Calibri"/>
+                <w:b w:val="0"/>
+                <w:color w:val="1F1E1D"/>
+                <w:sz w:val="18"/>
+              </w:rPr>
+              <w:t>0 deals → $0/mo</w:t>
+            </w:r>
+          </w:p>
+        </w:tc>
+        <w:tc>
+          <w:tcPr>
+            <w:tcW w:type="dxa" w:w="1213"/>
+          </w:tcPr>
+          <w:p>
+            <w:r/>
+            <w:r>
+              <w:rPr>
+                <w:rFonts w:ascii="Calibri" w:hAnsi="Calibri"/>
+                <w:b w:val="0"/>
+                <w:color w:val="1F1E1D"/>
+                <w:sz w:val="18"/>
+              </w:rPr>
+              <w:t>0 nodes → $0/mo</w:t>
+            </w:r>
+          </w:p>
+        </w:tc>
+        <w:tc>
+          <w:tcPr>
+            <w:tcW w:type="dxa" w:w="1213"/>
+          </w:tcPr>
+          <w:p>
+            <w:r/>
+            <w:r>
+              <w:rPr>
+                <w:rFonts w:ascii="Calibri" w:hAnsi="Calibri"/>
+                <w:b w:val="0"/>
+                <w:color w:val="1F1E1D"/>
+                <w:sz w:val="18"/>
+              </w:rPr>
+              <w:t>$0/mo</w:t>
+            </w:r>
+          </w:p>
+        </w:tc>
+        <w:tc>
+          <w:tcPr>
+            <w:tcW w:type="dxa" w:w="1213"/>
+          </w:tcPr>
+          <w:p>
+            <w:r/>
+            <w:r>
+              <w:rPr>
+                <w:rFonts w:ascii="Calibri" w:hAnsi="Calibri"/>
+                <w:b w:val="0"/>
+                <w:color w:val="1F1E1D"/>
+                <w:sz w:val="18"/>
+              </w:rPr>
+              <w:t>$325/mo</w:t>
+            </w:r>
+          </w:p>
+        </w:tc>
+        <w:tc>
+          <w:tcPr>
+            <w:tcW w:type="dxa" w:w="1213"/>
+          </w:tcPr>
+          <w:p>
+            <w:r/>
+            <w:r>
+              <w:rPr>
+                <w:rFonts w:ascii="Calibri" w:hAnsi="Calibri"/>
+                <w:b/>
+                <w:color w:val="1F1E1D"/>
+                <w:sz w:val="18"/>
+              </w:rPr>
+              <w:t>–$875/mo</w:t>
+            </w:r>
+          </w:p>
+        </w:tc>
+      </w:tr>
+      <w:tr>
+        <w:tc>
+          <w:tcPr>
+            <w:tcW w:type="dxa" w:w="1213"/>
+          </w:tcPr>
+          <w:p>
+            <w:r/>
+            <w:r>
+              <w:rPr>
+                <w:rFonts w:ascii="Calibri" w:hAnsi="Calibri"/>
+                <w:b/>
+                <w:color w:val="7A3620"/>
+                <w:sz w:val="18"/>
+              </w:rPr>
+              <w:t>Neutral</w:t>
+            </w:r>
+          </w:p>
+        </w:tc>
+        <w:tc>
+          <w:tcPr>
+            <w:tcW w:type="dxa" w:w="1213"/>
+          </w:tcPr>
+          <w:p>
+            <w:r/>
+            <w:r>
+              <w:rPr>
+                <w:rFonts w:ascii="Calibri" w:hAnsi="Calibri"/>
+                <w:b w:val="0"/>
+                <w:color w:val="1F1E1D"/>
+                <w:sz w:val="18"/>
+              </w:rPr>
+              <w:t>$950/mo</w:t>
+            </w:r>
+          </w:p>
+        </w:tc>
+        <w:tc>
+          <w:tcPr>
+            <w:tcW w:type="dxa" w:w="1213"/>
+          </w:tcPr>
+          <w:p>
+            <w:r/>
+            <w:r>
+              <w:rPr>
+                <w:rFonts w:ascii="Calibri" w:hAnsi="Calibri"/>
+                <w:b w:val="0"/>
+                <w:color w:val="1F1E1D"/>
+                <w:sz w:val="18"/>
+              </w:rPr>
+              <w:t>25 subs → $1,625/mo</w:t>
+            </w:r>
+          </w:p>
+        </w:tc>
+        <w:tc>
+          <w:tcPr>
+            <w:tcW w:type="dxa" w:w="1213"/>
+          </w:tcPr>
+          <w:p>
+            <w:r/>
+            <w:r>
+              <w:rPr>
+                <w:rFonts w:ascii="Calibri" w:hAnsi="Calibri"/>
+                <w:b w:val="0"/>
+                <w:color w:val="1F1E1D"/>
+                <w:sz w:val="18"/>
+              </w:rPr>
+              <w:t>1 deal → $2,083/mo</w:t>
+            </w:r>
+          </w:p>
+        </w:tc>
+        <w:tc>
+          <w:tcPr>
+            <w:tcW w:type="dxa" w:w="1213"/>
+          </w:tcPr>
+          <w:p>
+            <w:r/>
+            <w:r>
+              <w:rPr>
+                <w:rFonts w:ascii="Calibri" w:hAnsi="Calibri"/>
+                <w:b w:val="0"/>
+                <w:color w:val="1F1E1D"/>
+                <w:sz w:val="18"/>
+              </w:rPr>
+              <w:t>3 nodes → $575/mo</w:t>
+            </w:r>
+          </w:p>
+        </w:tc>
+        <w:tc>
+          <w:tcPr>
+            <w:tcW w:type="dxa" w:w="1213"/>
+          </w:tcPr>
+          <w:p>
+            <w:r/>
+            <w:r>
+              <w:rPr>
+                <w:rFonts w:ascii="Calibri" w:hAnsi="Calibri"/>
+                <w:b w:val="0"/>
+                <w:color w:val="1F1E1D"/>
+                <w:sz w:val="18"/>
+              </w:rPr>
+              <w:t>$1,000/mo</w:t>
+            </w:r>
+          </w:p>
+        </w:tc>
+        <w:tc>
+          <w:tcPr>
+            <w:tcW w:type="dxa" w:w="1213"/>
+          </w:tcPr>
+          <w:p>
+            <w:r/>
+            <w:r>
+              <w:rPr>
+                <w:rFonts w:ascii="Calibri" w:hAnsi="Calibri"/>
+                <w:b w:val="0"/>
+                <w:color w:val="1F1E1D"/>
+                <w:sz w:val="18"/>
+              </w:rPr>
+              <w:t>$5,283/mo</w:t>
+            </w:r>
+          </w:p>
+        </w:tc>
+        <w:tc>
+          <w:tcPr>
+            <w:tcW w:type="dxa" w:w="1213"/>
+          </w:tcPr>
+          <w:p>
+            <w:r/>
+            <w:r>
+              <w:rPr>
+                <w:rFonts w:ascii="Calibri" w:hAnsi="Calibri"/>
+                <w:b/>
+                <w:color w:val="1F1E1D"/>
+                <w:sz w:val="18"/>
+              </w:rPr>
+              <w:t>+$4,333/mo</w:t>
+            </w:r>
+          </w:p>
+        </w:tc>
+      </w:tr>
+      <w:tr>
+        <w:tc>
+          <w:tcPr>
+            <w:tcW w:type="dxa" w:w="1213"/>
+          </w:tcPr>
+          <w:p>
+            <w:r/>
+            <w:r>
+              <w:rPr>
+                <w:rFonts w:ascii="Calibri" w:hAnsi="Calibri"/>
+                <w:b/>
+                <w:color w:val="7A3620"/>
+                <w:sz w:val="18"/>
+              </w:rPr>
+              <w:t>Optimistic</w:t>
+            </w:r>
+          </w:p>
+        </w:tc>
+        <w:tc>
+          <w:tcPr>
+            <w:tcW w:type="dxa" w:w="1213"/>
+          </w:tcPr>
+          <w:p>
+            <w:r/>
+            <w:r>
+              <w:rPr>
+                <w:rFonts w:ascii="Calibri" w:hAnsi="Calibri"/>
+                <w:b w:val="0"/>
+                <w:color w:val="1F1E1D"/>
+                <w:sz w:val="18"/>
+              </w:rPr>
+              <w:t>$850/mo</w:t>
+            </w:r>
+          </w:p>
+        </w:tc>
+        <w:tc>
+          <w:tcPr>
+            <w:tcW w:type="dxa" w:w="1213"/>
+          </w:tcPr>
+          <w:p>
+            <w:r/>
+            <w:r>
+              <w:rPr>
+                <w:rFonts w:ascii="Calibri" w:hAnsi="Calibri"/>
+                <w:b w:val="0"/>
+                <w:color w:val="1F1E1D"/>
+                <w:sz w:val="18"/>
+              </w:rPr>
+              <w:t>80 subs → $5,200/mo</w:t>
+            </w:r>
+          </w:p>
+        </w:tc>
+        <w:tc>
+          <w:tcPr>
+            <w:tcW w:type="dxa" w:w="1213"/>
+          </w:tcPr>
+          <w:p>
+            <w:r/>
+            <w:r>
+              <w:rPr>
+                <w:rFonts w:ascii="Calibri" w:hAnsi="Calibri"/>
+                <w:b w:val="0"/>
+                <w:color w:val="1F1E1D"/>
+                <w:sz w:val="18"/>
+              </w:rPr>
+              <w:t>3 deals → $6,250/mo</w:t>
+            </w:r>
+          </w:p>
+        </w:tc>
+        <w:tc>
+          <w:tcPr>
+            <w:tcW w:type="dxa" w:w="1213"/>
+          </w:tcPr>
+          <w:p>
+            <w:r/>
+            <w:r>
+              <w:rPr>
+                <w:rFonts w:ascii="Calibri" w:hAnsi="Calibri"/>
+                <w:b w:val="0"/>
+                <w:color w:val="1F1E1D"/>
+                <w:sz w:val="18"/>
+              </w:rPr>
+              <w:t>15 nodes → $2,875/mo</w:t>
+            </w:r>
+          </w:p>
+        </w:tc>
+        <w:tc>
+          <w:tcPr>
+            <w:tcW w:type="dxa" w:w="1213"/>
+          </w:tcPr>
+          <w:p>
+            <w:r/>
+            <w:r>
+              <w:rPr>
+                <w:rFonts w:ascii="Calibri" w:hAnsi="Calibri"/>
+                <w:b w:val="0"/>
+                <w:color w:val="1F1E1D"/>
+                <w:sz w:val="18"/>
+              </w:rPr>
+              <w:t>$4,000/mo</w:t>
+            </w:r>
+          </w:p>
+        </w:tc>
+        <w:tc>
+          <w:tcPr>
+            <w:tcW w:type="dxa" w:w="1213"/>
+          </w:tcPr>
+          <w:p>
+            <w:r/>
+            <w:r>
+              <w:rPr>
+                <w:rFonts w:ascii="Calibri" w:hAnsi="Calibri"/>
+                <w:b w:val="0"/>
+                <w:color w:val="1F1E1D"/>
+                <w:sz w:val="18"/>
+              </w:rPr>
+              <w:t>$18,325/mo</w:t>
+            </w:r>
+          </w:p>
+        </w:tc>
+        <w:tc>
+          <w:tcPr>
+            <w:tcW w:type="dxa" w:w="1213"/>
+          </w:tcPr>
+          <w:p>
+            <w:r/>
+            <w:r>
+              <w:rPr>
+                <w:rFonts w:ascii="Calibri" w:hAnsi="Calibri"/>
+                <w:b/>
+                <w:color w:val="1F1E1D"/>
+                <w:sz w:val="18"/>
+              </w:rPr>
+              <w:t>+$17,475/mo</w:t>
+            </w:r>
+          </w:p>
+        </w:tc>
+      </w:tr>
+    </w:tbl>
+    <w:p>
+      <w:pPr>
+        <w:pStyle w:val="Heading2"/>
+      </w:pPr>
+      <w:r>
+        <w:rPr>
+          <w:rFonts w:ascii="Calibri" w:hAnsi="Calibri"/>
+          <w:b/>
+          <w:color w:val="7A3620"/>
+          <w:sz w:val="24"/>
+        </w:rPr>
+        <w:t>Pessimistic: fixed cost creeps up, paid conversion stays thin</w:t>
+      </w:r>
+    </w:p>
+    <w:p>
+      <w:r>
+        <w:rPr>
+          <w:rFonts w:ascii="Calibri" w:hAnsi="Calibri"/>
+          <w:b w:val="0"/>
+          <w:i w:val="0"/>
+          <w:color w:val="1F1E1D"/>
+          <w:sz w:val="21"/>
+        </w:rPr>
+        <w:t>Fixed cost at $1,200/month reflects the cost-creep risk this proposal's own risk table already flags as real and not fully resolved — ElastiCache and Aurora scaling behaviour at genuine production traffic, one of the audit's own honestly-flagged open gaps (docs/p9-scenario-volume-cost-audit.md). With only 5 Pro subscribers and no Enterprise or pyvar Local revenue yet, the platform runs at a $875/month deficit — the scenario in which grant and sponsorship funding, explicitly ring-fenced for exactly this baseline, is doing all of the load-bearing work.</w:t>
+      </w:r>
+    </w:p>
+    <w:p>
+      <w:pPr>
+        <w:pStyle w:val="Heading2"/>
+      </w:pPr>
+      <w:r>
+        <w:rPr>
+          <w:rFonts w:ascii="Calibri" w:hAnsi="Calibri"/>
+          <w:b/>
+          <w:color w:val="7A3620"/>
+          <w:sz w:val="24"/>
+        </w:rPr>
+        <w:t>Neutral: fixed cost matches the real invoice, revenue is modestly diversified</w:t>
+      </w:r>
+    </w:p>
+    <w:p>
+      <w:r>
+        <w:rPr>
+          <w:rFonts w:ascii="Calibri" w:hAnsi="Calibri"/>
+          <w:b w:val="0"/>
+          <w:i w:val="0"/>
+          <w:color w:val="1F1E1D"/>
+          <w:sz w:val="21"/>
+        </w:rPr>
+        <w:t>Fixed cost at $950/month sits inside the confirmed $900–1,000/month range. Revenue is spread across all four paid lines — 25 Pro subscribers, one Enterprise contract, three pyvar Local nodes, and a single professional-services engagement — rather than concentrated in one. That mix alone clears the fixed cost with room to spare: a $4,333/month surplus, which is the scenario this proposal's “Which revenue funds which cost” layering was designed to produce once paid adoption exists at all, not a best case.</w:t>
+      </w:r>
+    </w:p>
+    <w:p>
+      <w:pPr>
+        <w:pStyle w:val="Heading2"/>
+      </w:pPr>
+      <w:r>
+        <w:rPr>
+          <w:rFonts w:ascii="Calibri" w:hAnsi="Calibri"/>
+          <w:b/>
+          <w:color w:val="7A3620"/>
+          <w:sz w:val="24"/>
+        </w:rPr>
+        <w:t>Optimistic: paid adoption scales, fixed cost improves with it</w:t>
+      </w:r>
+    </w:p>
+    <w:p>
+      <w:r>
+        <w:rPr>
+          <w:rFonts w:ascii="Calibri" w:hAnsi="Calibri"/>
+          <w:b w:val="0"/>
+          <w:i w:val="0"/>
+          <w:color w:val="1F1E1D"/>
+          <w:sz w:val="21"/>
+        </w:rPr>
+        <w:t>Fixed cost drops slightly to $850/month, reflecting the reserved-capacity and rightsizing efficiencies available once traffic is high enough to commit to rather than pay on-demand for — the same usage-correlated-cost discipline the technology-stack choices in docs/publications/pyvar-iron-triangle-medium-article.md are built around. At 80 Pro subscribers, three Enterprise contracts, 15 pyvar Local nodes, and $4,000/month of professional services, the platform runs a $17,475/month surplus — comfortably funding the deeper engineering investment this proposal and the grant brief both point toward, without narrowing the free tier or the Apache-2.0 licence to get there.</w:t>
+      </w:r>
+    </w:p>
+    <w:p>
+      <w:r>
+        <w:rPr>
+          <w:rFonts w:ascii="Calibri" w:hAnsi="Calibri"/>
+          <w:b w:val="0"/>
+          <w:i w:val="0"/>
+          <w:color w:val="1F1E1D"/>
+          <w:sz w:val="21"/>
+        </w:rPr>
+        <w:t>None of the three scenarios assumes the free tier becomes more restrictive, the Apache-2.0 licence narrows, or the compute engine itself is gated — consistent with this proposal's own closing position. What changes between pessimistic and optimistic is entirely how much of the addressable Pro/Enterprise/pyvar Local/professional-services demand actually converts, not the cost structure underneath it, which the real invoice now pins down rather than estimates.</w:t>
       </w:r>
     </w:p>
     <w:sectPr>

--- a/docs/proposals/pyvar-monetization-strategy.docx
+++ b/docs/proposals/pyvar-monetization-strategy.docx
@@ -2290,6 +2290,880 @@
           <w:sz w:val="21"/>
         </w:rPr>
         <w:t>None of the three scenarios assumes the free tier becomes more restrictive, the Apache-2.0 licence narrows, or the compute engine itself is gated — consistent with this proposal's own closing position. What changes between pessimistic and optimistic is entirely how much of the addressable Pro/Enterprise/pyvar Local/professional-services demand actually converts, not the cost structure underneath it, which the real invoice now pins down rather than estimates.</w:t>
+      </w:r>
+    </w:p>
+    <w:p>
+      <w:pPr>
+        <w:pStyle w:val="Heading1"/>
+      </w:pPr>
+      <w:r>
+        <w:rPr>
+          <w:rFonts w:ascii="Calibri" w:hAnsi="Calibri"/>
+          <w:b/>
+          <w:color w:val="1F1E1D"/>
+          <w:sz w:val="30"/>
+        </w:rPr>
+        <w:t>Pro subscription price list</w:t>
+      </w:r>
+    </w:p>
+    <w:p>
+      <w:r>
+        <w:rPr>
+          <w:rFonts w:ascii="Calibri" w:hAnsi="Calibri"/>
+          <w:b w:val="0"/>
+          <w:i w:val="0"/>
+          <w:color w:val="1F1E1D"/>
+          <w:sz w:val="21"/>
+        </w:rPr>
+        <w:t>Standalone companion to the scenario model above, which uses an illustrative $65/month Pro figure “for modelling purposes only, not a commitment.” This section does the opposite: it proposes an actual price, checked against the real tier limits already enforced in the shipped billing code (api/middleware/auth.py, rate_limit.py, config.py), not a placeholder. Currency is USD throughout, for the same reason given above — the only real, confirmed cost figure (the $900–1,000/month invoice) is USD-denominated. Needs Filippo's review before any Stripe Price object is actually created (config.py's stripe_price_id_pro is still unset).</w:t>
+      </w:r>
+    </w:p>
+    <w:p>
+      <w:r>
+        <w:rPr>
+          <w:rFonts w:ascii="Calibri" w:hAnsi="Calibri"/>
+          <w:b/>
+          <w:color w:val="7A3620"/>
+          <w:sz w:val="24"/>
+        </w:rPr>
+        <w:t>The tiers being priced are already real, not proposed</w:t>
+      </w:r>
+    </w:p>
+    <w:p>
+      <w:r>
+        <w:rPr>
+          <w:rFonts w:ascii="Calibri" w:hAnsi="Calibri"/>
+          <w:b w:val="0"/>
+          <w:i w:val="0"/>
+          <w:color w:val="1F1E1D"/>
+          <w:sz w:val="21"/>
+        </w:rPr>
+        <w:t>Three tiers exist today, live in the billing code, not hypothetical:</w:t>
+      </w:r>
+    </w:p>
+    <w:tbl>
+      <w:tblPr>
+        <w:tblW w:type="auto" w:w="0"/>
+        <w:tblLook w:firstColumn="1" w:firstRow="1" w:lastColumn="0" w:lastRow="0" w:noHBand="0" w:noVBand="1" w:val="04A0"/>
+      </w:tblPr>
+      <w:tblGrid>
+        <w:gridCol w:w="1941"/>
+        <w:gridCol w:w="1941"/>
+        <w:gridCol w:w="1941"/>
+        <w:gridCol w:w="1941"/>
+        <w:gridCol w:w="1941"/>
+      </w:tblGrid>
+      <w:tr>
+        <w:tc>
+          <w:tcPr>
+            <w:tcW w:type="dxa" w:w="1941"/>
+          </w:tcPr>
+          <w:p>
+            <w:r/>
+            <w:r>
+              <w:rPr>
+                <w:rFonts w:ascii="Calibri" w:hAnsi="Calibri"/>
+                <w:b/>
+                <w:color w:val="1F1E1D"/>
+                <w:sz w:val="18"/>
+              </w:rPr>
+              <w:t>Tier</w:t>
+            </w:r>
+          </w:p>
+        </w:tc>
+        <w:tc>
+          <w:tcPr>
+            <w:tcW w:type="dxa" w:w="1941"/>
+          </w:tcPr>
+          <w:p>
+            <w:r/>
+            <w:r>
+              <w:rPr>
+                <w:rFonts w:ascii="Calibri" w:hAnsi="Calibri"/>
+                <w:b/>
+                <w:color w:val="1F1E1D"/>
+                <w:sz w:val="18"/>
+              </w:rPr>
+              <w:t>Max simulations/request</w:t>
+            </w:r>
+          </w:p>
+        </w:tc>
+        <w:tc>
+          <w:tcPr>
+            <w:tcW w:type="dxa" w:w="1941"/>
+          </w:tcPr>
+          <w:p>
+            <w:r/>
+            <w:r>
+              <w:rPr>
+                <w:rFonts w:ascii="Calibri" w:hAnsi="Calibri"/>
+                <w:b/>
+                <w:color w:val="1F1E1D"/>
+                <w:sz w:val="18"/>
+              </w:rPr>
+              <w:t>Daily request cap</w:t>
+            </w:r>
+          </w:p>
+        </w:tc>
+        <w:tc>
+          <w:tcPr>
+            <w:tcW w:type="dxa" w:w="1941"/>
+          </w:tcPr>
+          <w:p>
+            <w:r/>
+            <w:r>
+              <w:rPr>
+                <w:rFonts w:ascii="Calibri" w:hAnsi="Calibri"/>
+                <w:b/>
+                <w:color w:val="1F1E1D"/>
+                <w:sz w:val="18"/>
+              </w:rPr>
+              <w:t>Monthly request cap</w:t>
+            </w:r>
+          </w:p>
+        </w:tc>
+        <w:tc>
+          <w:tcPr>
+            <w:tcW w:type="dxa" w:w="1941"/>
+          </w:tcPr>
+          <w:p>
+            <w:r/>
+            <w:r>
+              <w:rPr>
+                <w:rFonts w:ascii="Calibri" w:hAnsi="Calibri"/>
+                <w:b/>
+                <w:color w:val="1F1E1D"/>
+                <w:sz w:val="18"/>
+              </w:rPr>
+              <w:t>Monthly simulation cap</w:t>
+            </w:r>
+          </w:p>
+        </w:tc>
+      </w:tr>
+      <w:tr>
+        <w:tc>
+          <w:tcPr>
+            <w:tcW w:type="dxa" w:w="1941"/>
+          </w:tcPr>
+          <w:p>
+            <w:r/>
+            <w:r>
+              <w:rPr>
+                <w:rFonts w:ascii="Calibri" w:hAnsi="Calibri"/>
+                <w:b/>
+                <w:color w:val="7A3620"/>
+                <w:sz w:val="18"/>
+              </w:rPr>
+              <w:t>Free</w:t>
+            </w:r>
+          </w:p>
+        </w:tc>
+        <w:tc>
+          <w:tcPr>
+            <w:tcW w:type="dxa" w:w="1941"/>
+          </w:tcPr>
+          <w:p>
+            <w:r/>
+            <w:r>
+              <w:rPr>
+                <w:rFonts w:ascii="Calibri" w:hAnsi="Calibri"/>
+                <w:b w:val="0"/>
+                <w:color w:val="1F1E1D"/>
+                <w:sz w:val="18"/>
+              </w:rPr>
+              <w:t>10,000</w:t>
+            </w:r>
+          </w:p>
+        </w:tc>
+        <w:tc>
+          <w:tcPr>
+            <w:tcW w:type="dxa" w:w="1941"/>
+          </w:tcPr>
+          <w:p>
+            <w:r/>
+            <w:r>
+              <w:rPr>
+                <w:rFonts w:ascii="Calibri" w:hAnsi="Calibri"/>
+                <w:b w:val="0"/>
+                <w:color w:val="1F1E1D"/>
+                <w:sz w:val="18"/>
+              </w:rPr>
+              <w:t>10/day</w:t>
+            </w:r>
+          </w:p>
+        </w:tc>
+        <w:tc>
+          <w:tcPr>
+            <w:tcW w:type="dxa" w:w="1941"/>
+          </w:tcPr>
+          <w:p>
+            <w:r/>
+            <w:r>
+              <w:rPr>
+                <w:rFonts w:ascii="Calibri" w:hAnsi="Calibri"/>
+                <w:b w:val="0"/>
+                <w:color w:val="1F1E1D"/>
+                <w:sz w:val="18"/>
+              </w:rPr>
+              <w:t>—</w:t>
+            </w:r>
+          </w:p>
+        </w:tc>
+        <w:tc>
+          <w:tcPr>
+            <w:tcW w:type="dxa" w:w="1941"/>
+          </w:tcPr>
+          <w:p>
+            <w:r/>
+            <w:r>
+              <w:rPr>
+                <w:rFonts w:ascii="Calibri" w:hAnsi="Calibri"/>
+                <w:b w:val="0"/>
+                <w:color w:val="1F1E1D"/>
+                <w:sz w:val="18"/>
+              </w:rPr>
+              <w:t>—</w:t>
+            </w:r>
+          </w:p>
+        </w:tc>
+      </w:tr>
+      <w:tr>
+        <w:tc>
+          <w:tcPr>
+            <w:tcW w:type="dxa" w:w="1941"/>
+          </w:tcPr>
+          <w:p>
+            <w:r/>
+            <w:r>
+              <w:rPr>
+                <w:rFonts w:ascii="Calibri" w:hAnsi="Calibri"/>
+                <w:b/>
+                <w:color w:val="7A3620"/>
+                <w:sz w:val="18"/>
+              </w:rPr>
+              <w:t>Pro</w:t>
+            </w:r>
+          </w:p>
+        </w:tc>
+        <w:tc>
+          <w:tcPr>
+            <w:tcW w:type="dxa" w:w="1941"/>
+          </w:tcPr>
+          <w:p>
+            <w:r/>
+            <w:r>
+              <w:rPr>
+                <w:rFonts w:ascii="Calibri" w:hAnsi="Calibri"/>
+                <w:b w:val="0"/>
+                <w:color w:val="1F1E1D"/>
+                <w:sz w:val="18"/>
+              </w:rPr>
+              <w:t>100,000</w:t>
+            </w:r>
+          </w:p>
+        </w:tc>
+        <w:tc>
+          <w:tcPr>
+            <w:tcW w:type="dxa" w:w="1941"/>
+          </w:tcPr>
+          <w:p>
+            <w:r/>
+            <w:r>
+              <w:rPr>
+                <w:rFonts w:ascii="Calibri" w:hAnsi="Calibri"/>
+                <w:b w:val="0"/>
+                <w:color w:val="1F1E1D"/>
+                <w:sz w:val="18"/>
+              </w:rPr>
+              <w:t>500/day</w:t>
+            </w:r>
+          </w:p>
+        </w:tc>
+        <w:tc>
+          <w:tcPr>
+            <w:tcW w:type="dxa" w:w="1941"/>
+          </w:tcPr>
+          <w:p>
+            <w:r/>
+            <w:r>
+              <w:rPr>
+                <w:rFonts w:ascii="Calibri" w:hAnsi="Calibri"/>
+                <w:b w:val="0"/>
+                <w:color w:val="1F1E1D"/>
+                <w:sz w:val="18"/>
+              </w:rPr>
+              <w:t>5,000/month</w:t>
+            </w:r>
+          </w:p>
+        </w:tc>
+        <w:tc>
+          <w:tcPr>
+            <w:tcW w:type="dxa" w:w="1941"/>
+          </w:tcPr>
+          <w:p>
+            <w:r/>
+            <w:r>
+              <w:rPr>
+                <w:rFonts w:ascii="Calibri" w:hAnsi="Calibri"/>
+                <w:b w:val="0"/>
+                <w:color w:val="1F1E1D"/>
+                <w:sz w:val="18"/>
+              </w:rPr>
+              <w:t>2,000,000/month</w:t>
+            </w:r>
+          </w:p>
+        </w:tc>
+      </w:tr>
+      <w:tr>
+        <w:tc>
+          <w:tcPr>
+            <w:tcW w:type="dxa" w:w="1941"/>
+          </w:tcPr>
+          <w:p>
+            <w:r/>
+            <w:r>
+              <w:rPr>
+                <w:rFonts w:ascii="Calibri" w:hAnsi="Calibri"/>
+                <w:b/>
+                <w:color w:val="7A3620"/>
+                <w:sz w:val="18"/>
+              </w:rPr>
+              <w:t>Enterprise</w:t>
+            </w:r>
+          </w:p>
+        </w:tc>
+        <w:tc>
+          <w:tcPr>
+            <w:tcW w:type="dxa" w:w="1941"/>
+          </w:tcPr>
+          <w:p>
+            <w:r/>
+            <w:r>
+              <w:rPr>
+                <w:rFonts w:ascii="Calibri" w:hAnsi="Calibri"/>
+                <w:b w:val="0"/>
+                <w:color w:val="1F1E1D"/>
+                <w:sz w:val="18"/>
+              </w:rPr>
+              <w:t>500,000</w:t>
+            </w:r>
+          </w:p>
+        </w:tc>
+        <w:tc>
+          <w:tcPr>
+            <w:tcW w:type="dxa" w:w="1941"/>
+          </w:tcPr>
+          <w:p>
+            <w:r/>
+            <w:r>
+              <w:rPr>
+                <w:rFonts w:ascii="Calibri" w:hAnsi="Calibri"/>
+                <w:b w:val="0"/>
+                <w:color w:val="1F1E1D"/>
+                <w:sz w:val="18"/>
+              </w:rPr>
+              <w:t>unlimited</w:t>
+            </w:r>
+          </w:p>
+        </w:tc>
+        <w:tc>
+          <w:tcPr>
+            <w:tcW w:type="dxa" w:w="1941"/>
+          </w:tcPr>
+          <w:p>
+            <w:r/>
+            <w:r>
+              <w:rPr>
+                <w:rFonts w:ascii="Calibri" w:hAnsi="Calibri"/>
+                <w:b w:val="0"/>
+                <w:color w:val="1F1E1D"/>
+                <w:sz w:val="18"/>
+              </w:rPr>
+              <w:t>unlimited</w:t>
+            </w:r>
+          </w:p>
+        </w:tc>
+        <w:tc>
+          <w:tcPr>
+            <w:tcW w:type="dxa" w:w="1941"/>
+          </w:tcPr>
+          <w:p>
+            <w:r/>
+            <w:r>
+              <w:rPr>
+                <w:rFonts w:ascii="Calibri" w:hAnsi="Calibri"/>
+                <w:b w:val="0"/>
+                <w:color w:val="1F1E1D"/>
+                <w:sz w:val="18"/>
+              </w:rPr>
+              <w:t>unlimited</w:t>
+            </w:r>
+          </w:p>
+        </w:tc>
+      </w:tr>
+    </w:tbl>
+    <w:p>
+      <w:r>
+        <w:rPr>
+          <w:rFonts w:ascii="Calibri" w:hAnsi="Calibri"/>
+          <w:b w:val="0"/>
+          <w:i w:val="0"/>
+          <w:color w:val="1F1E1D"/>
+          <w:sz w:val="21"/>
+        </w:rPr>
+        <w:t>Source: TokenPayload.max_simulations and rate_limit_free_daily / rate_limit_pro_daily / rate_limit_pro_monthly_requests / rate_limit_pro_monthly_simulations (config.py, api/middleware/auth.py, api/middleware/rate_limit.py). A Pro account that exceeds either monthly cap is hard-downgraded to Free for the rest of the billing period, not charged overage — an explicit, already-shipped decision, not something this section proposes changing.</w:t>
+      </w:r>
+    </w:p>
+    <w:p>
+      <w:r>
+        <w:rPr>
+          <w:rFonts w:ascii="Calibri" w:hAnsi="Calibri"/>
+          <w:b w:val="0"/>
+          <w:i w:val="0"/>
+          <w:color w:val="1F1E1D"/>
+          <w:sz w:val="21"/>
+        </w:rPr>
+        <w:t>This means “tiered by usage” isn’t a pricing-strategy choice being made here — the usage tiers already exist in the enforcement code. What's missing is a price attached to the middle one.</w:t>
+      </w:r>
+    </w:p>
+    <w:p>
+      <w:r>
+        <w:rPr>
+          <w:rFonts w:ascii="Calibri" w:hAnsi="Calibri"/>
+          <w:b/>
+          <w:color w:val="7A3620"/>
+          <w:sz w:val="24"/>
+        </w:rPr>
+        <w:t>What the tiers actually cost pyvar to run</w:t>
+      </w:r>
+    </w:p>
+    <w:p>
+      <w:pPr>
+        <w:pStyle w:val="ListParagraph"/>
+        <w:ind w:left="360"/>
+      </w:pPr>
+      <w:r>
+        <w:rPr>
+          <w:rFonts w:ascii="Calibri" w:hAnsi="Calibri"/>
+          <w:b w:val="0"/>
+          <w:color w:val="1F1E1D"/>
+          <w:sz w:val="21"/>
+        </w:rPr>
+        <w:t xml:space="preserve">•  </w:t>
+      </w:r>
+      <w:r>
+        <w:rPr>
+          <w:rFonts w:ascii="Calibri" w:hAnsi="Calibri"/>
+          <w:b/>
+          <w:color w:val="1F1E1D"/>
+          <w:sz w:val="21"/>
+        </w:rPr>
+        <w:t>Fixed infrastructure baseline: $900–1,000/month</w:t>
+      </w:r>
+      <w:r>
+        <w:rPr>
+          <w:rFonts w:ascii="Calibri" w:hAnsi="Calibri"/>
+          <w:b w:val="0"/>
+          <w:color w:val="1F1E1D"/>
+          <w:sz w:val="21"/>
+        </w:rPr>
+        <w:t>, a real, confirmed AWS invoice (2026-08-31) — dominated by VPC endpoints, NAT Gateway, ElastiCache, and Aurora/Fargate floors, not by job volume.</w:t>
+      </w:r>
+    </w:p>
+    <w:p>
+      <w:pPr>
+        <w:pStyle w:val="ListParagraph"/>
+        <w:ind w:left="360"/>
+      </w:pPr>
+      <w:r>
+        <w:rPr>
+          <w:rFonts w:ascii="Calibri" w:hAnsi="Calibri"/>
+          <w:b w:val="0"/>
+          <w:color w:val="1F1E1D"/>
+          <w:sz w:val="21"/>
+        </w:rPr>
+        <w:t xml:space="preserve">•  </w:t>
+      </w:r>
+      <w:r>
+        <w:rPr>
+          <w:rFonts w:ascii="Calibri" w:hAnsi="Calibri"/>
+          <w:b/>
+          <w:color w:val="1F1E1D"/>
+          <w:sz w:val="21"/>
+        </w:rPr>
+        <w:t>Marginal compute cost: well under $0.12/month even at 1,000,000 Monte Carlo scenarios</w:t>
+      </w:r>
+      <w:r>
+        <w:rPr>
+          <w:rFonts w:ascii="Calibri" w:hAnsi="Calibri"/>
+          <w:b w:val="0"/>
+          <w:color w:val="1F1E1D"/>
+          <w:sz w:val="21"/>
+        </w:rPr>
+        <w:t xml:space="preserve"> — two independent benchmarks confirm this is sub-cent per scenario, and the fixed baseline is effectively flat across 10,000 to 1,000,000 scenarios/month.</w:t>
+      </w:r>
+    </w:p>
+    <w:p>
+      <w:r>
+        <w:rPr>
+          <w:rFonts w:ascii="Calibri" w:hAnsi="Calibri"/>
+          <w:b w:val="0"/>
+          <w:i w:val="0"/>
+          <w:color w:val="1F1E1D"/>
+          <w:sz w:val="21"/>
+        </w:rPr>
+        <w:t>The practical consequence for pricing: Pro's 2,000,000-simulation monthly cap costs pyvar approximately nothing in incremental compute. The entire cost question is “how many Pro subscribers does it take to cover the fixed floor,” not “what does each simulation cost” — the same conclusion the scenario model above already reaches, restated here as the actual basis for the number below rather than an aside.</w:t>
+      </w:r>
+    </w:p>
+    <w:p>
+      <w:r>
+        <w:rPr>
+          <w:rFonts w:ascii="Calibri" w:hAnsi="Calibri"/>
+          <w:b/>
+          <w:color w:val="7A3620"/>
+          <w:sz w:val="24"/>
+        </w:rPr>
+        <w:t>The proposed price: $65/month</w:t>
+      </w:r>
+    </w:p>
+    <w:p>
+      <w:r>
+        <w:rPr>
+          <w:rFonts w:ascii="Calibri" w:hAnsi="Calibri"/>
+          <w:b w:val="0"/>
+          <w:i w:val="0"/>
+          <w:color w:val="1F1E1D"/>
+          <w:sz w:val="21"/>
+        </w:rPr>
+        <w:t>This confirms, rather than revises, the figure the scenario model above already uses — deliberately, so the two sections of this document don't quietly disagree with each other. The reasoning, independent of that precedent:</w:t>
+      </w:r>
+    </w:p>
+    <w:p>
+      <w:pPr>
+        <w:pStyle w:val="ListParagraph"/>
+        <w:ind w:left="360"/>
+      </w:pPr>
+      <w:r>
+        <w:rPr>
+          <w:rFonts w:ascii="Calibri" w:hAnsi="Calibri"/>
+          <w:b w:val="0"/>
+          <w:color w:val="1F1E1D"/>
+          <w:sz w:val="21"/>
+        </w:rPr>
+        <w:t xml:space="preserve">•  </w:t>
+      </w:r>
+      <w:r>
+        <w:rPr>
+          <w:rFonts w:ascii="Calibri" w:hAnsi="Calibri"/>
+          <w:b/>
+          <w:color w:val="1F1E1D"/>
+          <w:sz w:val="21"/>
+        </w:rPr>
+        <w:t>Coverage math.</w:t>
+      </w:r>
+      <w:r>
+        <w:rPr>
+          <w:rFonts w:ascii="Calibri" w:hAnsi="Calibri"/>
+          <w:b w:val="0"/>
+          <w:color w:val="1F1E1D"/>
+          <w:sz w:val="21"/>
+        </w:rPr>
+        <w:t xml:space="preserve"> At $65/month, 14 Pro subscribers ($910) cover the low end of the real $900–1,000/month fixed-cost range, and 16 ($1,040) cover the top — Pro subscriptions alone, with no Enterprise deal or grant funding, close the entire fixed-cost gap at roughly 14–16 subscribers. The Neutral scenario above (25 Pro subscribers, one Enterprise deal, three pyvar Local nodes, one professional-services engagement) already clears fixed cost with a $4,333/month surplus at this price — this isn't a number chosen in isolation from that model, it's the same number checked against it.</w:t>
+      </w:r>
+    </w:p>
+    <w:p>
+      <w:pPr>
+        <w:pStyle w:val="ListParagraph"/>
+        <w:ind w:left="360"/>
+      </w:pPr>
+      <w:r>
+        <w:rPr>
+          <w:rFonts w:ascii="Calibri" w:hAnsi="Calibri"/>
+          <w:b w:val="0"/>
+          <w:color w:val="1F1E1D"/>
+          <w:sz w:val="21"/>
+        </w:rPr>
+        <w:t xml:space="preserve">•  </w:t>
+      </w:r>
+      <w:r>
+        <w:rPr>
+          <w:rFonts w:ascii="Calibri" w:hAnsi="Calibri"/>
+          <w:b/>
+          <w:color w:val="1F1E1D"/>
+          <w:sz w:val="21"/>
+        </w:rPr>
+        <w:t>What $65/month actually buys, concretely, not just “higher limits”:</w:t>
+      </w:r>
+      <w:r>
+        <w:rPr>
+          <w:rFonts w:ascii="Calibri" w:hAnsi="Calibri"/>
+          <w:b w:val="0"/>
+          <w:color w:val="1F1E1D"/>
+          <w:sz w:val="21"/>
+        </w:rPr>
+        <w:t xml:space="preserve"> 10x Free's per-request simulation ceiling (100,000 vs. 10,000), 50x Free's daily request cap (500 vs. 10/day), and a real monthly ceiling (5,000 requests, 2,000,000 simulations) Free doesn't have at all because Free's own daily cap already bounds it tightly enough not to need one.</w:t>
+      </w:r>
+    </w:p>
+    <w:p>
+      <w:pPr>
+        <w:pStyle w:val="ListParagraph"/>
+        <w:ind w:left="360"/>
+      </w:pPr>
+      <w:r>
+        <w:rPr>
+          <w:rFonts w:ascii="Calibri" w:hAnsi="Calibri"/>
+          <w:b w:val="0"/>
+          <w:color w:val="1F1E1D"/>
+          <w:sz w:val="21"/>
+        </w:rPr>
+        <w:t xml:space="preserve">•  </w:t>
+      </w:r>
+      <w:r>
+        <w:rPr>
+          <w:rFonts w:ascii="Calibri" w:hAnsi="Calibri"/>
+          <w:b/>
+          <w:color w:val="1F1E1D"/>
+          <w:sz w:val="21"/>
+        </w:rPr>
+        <w:t>Margin at this price is not thin.</w:t>
+      </w:r>
+      <w:r>
+        <w:rPr>
+          <w:rFonts w:ascii="Calibri" w:hAnsi="Calibri"/>
+          <w:b w:val="0"/>
+          <w:color w:val="1F1E1D"/>
+          <w:sz w:val="21"/>
+        </w:rPr>
+        <w:t xml:space="preserve"> Since marginal compute cost per subscriber is sub-cent-scale even at the monthly cap, $65/month is overwhelmingly margin once fixed-cost coverage is met by other subscribers — the real constraint on Pro pricing is what the market will pay, not what serving a Pro account costs.</w:t>
+      </w:r>
+    </w:p>
+    <w:p>
+      <w:pPr>
+        <w:pStyle w:val="ListParagraph"/>
+        <w:ind w:left="360"/>
+      </w:pPr>
+      <w:r>
+        <w:rPr>
+          <w:rFonts w:ascii="Calibri" w:hAnsi="Calibri"/>
+          <w:b w:val="0"/>
+          <w:color w:val="1F1E1D"/>
+          <w:sz w:val="21"/>
+        </w:rPr>
+        <w:t xml:space="preserve">•  </w:t>
+      </w:r>
+      <w:r>
+        <w:rPr>
+          <w:rFonts w:ascii="Calibri" w:hAnsi="Calibri"/>
+          <w:b/>
+          <w:color w:val="1F1E1D"/>
+          <w:sz w:val="21"/>
+        </w:rPr>
+        <w:t>No annual option, deliberately, for now.</w:t>
+      </w:r>
+      <w:r>
+        <w:rPr>
+          <w:rFonts w:ascii="Calibri" w:hAnsi="Calibri"/>
+          <w:b w:val="0"/>
+          <w:color w:val="1F1E1D"/>
+          <w:sz w:val="21"/>
+        </w:rPr>
+        <w:t xml:space="preserve"> The existing Stripe integration is monthly-only, no trial — an explicit Phase A decision, not an oversight this section is silently working around. An annual price (e.g. a two-months-free equivalent) is a reasonable Phase B addition, flagged here as future scope, not priced or committed to now.</w:t>
+      </w:r>
+    </w:p>
+    <w:p>
+      <w:r>
+        <w:rPr>
+          <w:rFonts w:ascii="Calibri" w:hAnsi="Calibri"/>
+          <w:b/>
+          <w:color w:val="7A3620"/>
+          <w:sz w:val="24"/>
+        </w:rPr>
+        <w:t>Free and Enterprise, for completeness</w:t>
+      </w:r>
+    </w:p>
+    <w:p>
+      <w:pPr>
+        <w:pStyle w:val="ListParagraph"/>
+        <w:ind w:left="360"/>
+      </w:pPr>
+      <w:r>
+        <w:rPr>
+          <w:rFonts w:ascii="Calibri" w:hAnsi="Calibri"/>
+          <w:b w:val="0"/>
+          <w:color w:val="1F1E1D"/>
+          <w:sz w:val="21"/>
+        </w:rPr>
+        <w:t xml:space="preserve">•  </w:t>
+      </w:r>
+      <w:r>
+        <w:rPr>
+          <w:rFonts w:ascii="Calibri" w:hAnsi="Calibri"/>
+          <w:b/>
+          <w:color w:val="1F1E1D"/>
+          <w:sz w:val="21"/>
+        </w:rPr>
+        <w:t>Free: $0/month, unchanged, no card required.</w:t>
+      </w:r>
+      <w:r>
+        <w:rPr>
+          <w:rFonts w:ascii="Calibri" w:hAnsi="Calibri"/>
+          <w:b w:val="0"/>
+          <w:color w:val="1F1E1D"/>
+          <w:sz w:val="21"/>
+        </w:rPr>
+        <w:t xml:space="preserve"> 10 requests/day across all 385 functions is enough to evaluate the API but not to run a real workflow against it — the free tier is explicitly a full-access trial surface, not a crippled one (every function is available, just rate-limited).</w:t>
+      </w:r>
+    </w:p>
+    <w:p>
+      <w:pPr>
+        <w:pStyle w:val="ListParagraph"/>
+        <w:ind w:left="360"/>
+      </w:pPr>
+      <w:r>
+        <w:rPr>
+          <w:rFonts w:ascii="Calibri" w:hAnsi="Calibri"/>
+          <w:b w:val="0"/>
+          <w:color w:val="1F1E1D"/>
+          <w:sz w:val="21"/>
+        </w:rPr>
+        <w:t xml:space="preserve">•  </w:t>
+      </w:r>
+      <w:r>
+        <w:rPr>
+          <w:rFonts w:ascii="Calibri" w:hAnsi="Calibri"/>
+          <w:b/>
+          <w:color w:val="1F1E1D"/>
+          <w:sz w:val="21"/>
+        </w:rPr>
+        <w:t>Enterprise: still “Contact us,” deliberately not a list price.</w:t>
+      </w:r>
+      <w:r>
+        <w:rPr>
+          <w:rFonts w:ascii="Calibri" w:hAnsi="Calibri"/>
+          <w:b w:val="0"/>
+          <w:color w:val="1F1E1D"/>
+          <w:sz w:val="21"/>
+        </w:rPr>
+        <w:t xml:space="preserve"> This matches the explicit, already-made decision that Enterprise stays a manual sales conversation, not a self-serve price. For internal planning only — not for publication — the illustrative average deal size used in the scenario model above (~$25,000/year, ~$2,083/month amortised) remains a reasonable placeholder for forecasting, unchanged by this section.</w:t>
+      </w:r>
+    </w:p>
+    <w:p>
+      <w:r>
+        <w:rPr>
+          <w:rFonts w:ascii="Calibri" w:hAnsi="Calibri"/>
+          <w:b/>
+          <w:color w:val="7A3620"/>
+          <w:sz w:val="24"/>
+        </w:rPr>
+        <w:t>What this section does not change</w:t>
+      </w:r>
+    </w:p>
+    <w:p>
+      <w:pPr>
+        <w:pStyle w:val="ListParagraph"/>
+        <w:ind w:left="360"/>
+      </w:pPr>
+      <w:r>
+        <w:rPr>
+          <w:rFonts w:ascii="Calibri" w:hAnsi="Calibri"/>
+          <w:b w:val="0"/>
+          <w:color w:val="1F1E1D"/>
+          <w:sz w:val="21"/>
+        </w:rPr>
+        <w:t xml:space="preserve">•  </w:t>
+      </w:r>
+      <w:r>
+        <w:rPr>
+          <w:rFonts w:ascii="Calibri" w:hAnsi="Calibri"/>
+          <w:b w:val="0"/>
+          <w:color w:val="1F1E1D"/>
+          <w:sz w:val="21"/>
+        </w:rPr>
+        <w:t>The hard-downgrade-not-overage policy for Pro accounts exceeding a monthly cap.</w:t>
+      </w:r>
+    </w:p>
+    <w:p>
+      <w:pPr>
+        <w:pStyle w:val="ListParagraph"/>
+        <w:ind w:left="360"/>
+      </w:pPr>
+      <w:r>
+        <w:rPr>
+          <w:rFonts w:ascii="Calibri" w:hAnsi="Calibri"/>
+          <w:b w:val="0"/>
+          <w:color w:val="1F1E1D"/>
+          <w:sz w:val="21"/>
+        </w:rPr>
+        <w:t xml:space="preserve">•  </w:t>
+      </w:r>
+      <w:r>
+        <w:rPr>
+          <w:rFonts w:ascii="Calibri" w:hAnsi="Calibri"/>
+          <w:b w:val="0"/>
+          <w:color w:val="1F1E1D"/>
+          <w:sz w:val="21"/>
+        </w:rPr>
+        <w:t>Monthly-only billing (no annual tier live yet).</w:t>
+      </w:r>
+    </w:p>
+    <w:p>
+      <w:pPr>
+        <w:pStyle w:val="ListParagraph"/>
+        <w:ind w:left="360"/>
+      </w:pPr>
+      <w:r>
+        <w:rPr>
+          <w:rFonts w:ascii="Calibri" w:hAnsi="Calibri"/>
+          <w:b w:val="0"/>
+          <w:color w:val="1F1E1D"/>
+          <w:sz w:val="21"/>
+        </w:rPr>
+        <w:t xml:space="preserve">•  </w:t>
+      </w:r>
+      <w:r>
+        <w:rPr>
+          <w:rFonts w:ascii="Calibri" w:hAnsi="Calibri"/>
+          <w:b w:val="0"/>
+          <w:color w:val="1F1E1D"/>
+          <w:sz w:val="21"/>
+        </w:rPr>
+        <w:t>Enterprise's manual, “Contact us” sales motion.</w:t>
+      </w:r>
+    </w:p>
+    <w:p>
+      <w:pPr>
+        <w:pStyle w:val="ListParagraph"/>
+        <w:ind w:left="360"/>
+      </w:pPr>
+      <w:r>
+        <w:rPr>
+          <w:rFonts w:ascii="Calibri" w:hAnsi="Calibri"/>
+          <w:b w:val="0"/>
+          <w:color w:val="1F1E1D"/>
+          <w:sz w:val="21"/>
+        </w:rPr>
+        <w:t xml:space="preserve">•  </w:t>
+      </w:r>
+      <w:r>
+        <w:rPr>
+          <w:rFonts w:ascii="Calibri" w:hAnsi="Calibri"/>
+          <w:b w:val="0"/>
+          <w:color w:val="1F1E1D"/>
+          <w:sz w:val="21"/>
+        </w:rPr>
+        <w:t>The Free tier's existing limits.</w:t>
+      </w:r>
+    </w:p>
+    <w:p>
+      <w:r>
+        <w:rPr>
+          <w:rFonts w:ascii="Calibri" w:hAnsi="Calibri"/>
+          <w:b w:val="0"/>
+          <w:i w:val="0"/>
+          <w:color w:val="1F1E1D"/>
+          <w:sz w:val="21"/>
+        </w:rPr>
+        <w:t>Only one thing is new here: an actual $65/month price to attach to config.py's still-unset stripe_price_id_pro, reasoned independently rather than assumed from the earlier illustrative figure, and found to agree with it.</w:t>
       </w:r>
     </w:p>
     <w:sectPr>

--- a/docs/proposals/pyvar-monetization-strategy.docx
+++ b/docs/proposals/pyvar-monetization-strategy.docx
@@ -1587,6 +1587,10 @@
     <w:p>
       <w:pPr>
         <w:pStyle w:val="Heading1"/>
+        <w:pBdr>
+          <w:bottom w:val="single" w:color="A84A2E" w:sz="8" w:space="4"/>
+        </w:pBdr>
+        <w:spacing w:after="200" w:before="400"/>
       </w:pPr>
       <w:r>
         <w:rPr>
@@ -1599,6 +1603,9 @@
       </w:r>
     </w:p>
     <w:p>
+      <w:pPr>
+        <w:spacing w:after="160" w:line="300"/>
+      </w:pPr>
       <w:r>
         <w:rPr>
           <w:rFonts w:ascii="Calibri" w:hAnsi="Calibri"/>
@@ -1611,6 +1618,14 @@
       </w:r>
     </w:p>
     <w:p>
+      <w:pPr>
+        <w:pBdr>
+          <w:left w:val="single" w:color="4C6B7A" w:sz="16" w:space="6"/>
+        </w:pBdr>
+        <w:shd w:val="clear" w:fill="F3F1EA"/>
+        <w:spacing w:after="240" w:before="80" w:line="280"/>
+        <w:ind w:left="200"/>
+      </w:pPr>
       <w:r>
         <w:rPr>
           <w:rFonts w:ascii="Calibri" w:hAnsi="Calibri"/>
@@ -1623,6 +1638,9 @@
       </w:r>
     </w:p>
     <w:p>
+      <w:pPr>
+        <w:spacing w:after="160" w:line="300"/>
+      </w:pPr>
       <w:r>
         <w:rPr>
           <w:rFonts w:ascii="Calibri" w:hAnsi="Calibri"/>
@@ -1638,6 +1656,14 @@
       <w:tblPr>
         <w:tblW w:type="auto" w:w="0"/>
         <w:tblLook w:firstColumn="1" w:firstRow="1" w:lastColumn="0" w:lastRow="0" w:noHBand="0" w:noVBand="1" w:val="04A0"/>
+        <w:tblBorders>
+          <w:top w:val="single" w:color="auto" w:sz="4"/>
+          <w:left w:val="single" w:color="auto" w:sz="4"/>
+          <w:bottom w:val="single" w:color="auto" w:sz="4"/>
+          <w:right w:val="single" w:color="auto" w:sz="4"/>
+          <w:insideH w:val="single" w:color="auto" w:sz="4"/>
+          <w:insideV w:val="single" w:color="auto" w:sz="4"/>
+        </w:tblBorders>
       </w:tblPr>
       <w:tblGrid>
         <w:gridCol w:w="1213"/>
@@ -1652,16 +1678,26 @@
       <w:tr>
         <w:tc>
           <w:tcPr>
-            <w:tcW w:type="dxa" w:w="1213"/>
-          </w:tcPr>
-          <w:p>
-            <w:r/>
+            <w:shd w:val="clear" w:fill="A84A2E"/>
+            <w:tcMar>
+              <w:top w:type="dxa" w:w="100"/>
+              <w:left w:type="dxa" w:w="140"/>
+              <w:bottom w:type="dxa" w:w="100"/>
+              <w:right w:type="dxa" w:w="140"/>
+            </w:tcMar>
+            <w:vAlign w:val="center"/>
+          </w:tcPr>
+          <w:p>
+            <w:r>
+              <w:rPr>
+                <w:color w:val="FFFFFF"/>
+              </w:rPr>
+            </w:r>
             <w:r>
               <w:rPr>
                 <w:rFonts w:ascii="Calibri" w:hAnsi="Calibri"/>
                 <w:b/>
-                <w:color w:val="1F1E1D"/>
-                <w:sz w:val="18"/>
+                <w:color w:val="FFFFFF"/>
               </w:rPr>
               <w:t>Scenario</w:t>
             </w:r>
@@ -1669,16 +1705,26 @@
         </w:tc>
         <w:tc>
           <w:tcPr>
-            <w:tcW w:type="dxa" w:w="1213"/>
-          </w:tcPr>
-          <w:p>
-            <w:r/>
+            <w:shd w:val="clear" w:fill="A84A2E"/>
+            <w:tcMar>
+              <w:top w:type="dxa" w:w="100"/>
+              <w:left w:type="dxa" w:w="140"/>
+              <w:bottom w:type="dxa" w:w="100"/>
+              <w:right w:type="dxa" w:w="140"/>
+            </w:tcMar>
+            <w:vAlign w:val="center"/>
+          </w:tcPr>
+          <w:p>
+            <w:r>
+              <w:rPr>
+                <w:color w:val="FFFFFF"/>
+              </w:rPr>
+            </w:r>
             <w:r>
               <w:rPr>
                 <w:rFonts w:ascii="Calibri" w:hAnsi="Calibri"/>
                 <w:b/>
-                <w:color w:val="1F1E1D"/>
-                <w:sz w:val="18"/>
+                <w:color w:val="FFFFFF"/>
               </w:rPr>
               <w:t>Fixed cost</w:t>
             </w:r>
@@ -1686,16 +1732,26 @@
         </w:tc>
         <w:tc>
           <w:tcPr>
-            <w:tcW w:type="dxa" w:w="1213"/>
-          </w:tcPr>
-          <w:p>
-            <w:r/>
+            <w:shd w:val="clear" w:fill="A84A2E"/>
+            <w:tcMar>
+              <w:top w:type="dxa" w:w="100"/>
+              <w:left w:type="dxa" w:w="140"/>
+              <w:bottom w:type="dxa" w:w="100"/>
+              <w:right w:type="dxa" w:w="140"/>
+            </w:tcMar>
+            <w:vAlign w:val="center"/>
+          </w:tcPr>
+          <w:p>
+            <w:r>
+              <w:rPr>
+                <w:color w:val="FFFFFF"/>
+              </w:rPr>
+            </w:r>
             <w:r>
               <w:rPr>
                 <w:rFonts w:ascii="Calibri" w:hAnsi="Calibri"/>
                 <w:b/>
-                <w:color w:val="1F1E1D"/>
-                <w:sz w:val="18"/>
+                <w:color w:val="FFFFFF"/>
               </w:rPr>
               <w:t>Pro revenue</w:t>
             </w:r>
@@ -1703,16 +1759,26 @@
         </w:tc>
         <w:tc>
           <w:tcPr>
-            <w:tcW w:type="dxa" w:w="1213"/>
-          </w:tcPr>
-          <w:p>
-            <w:r/>
+            <w:shd w:val="clear" w:fill="A84A2E"/>
+            <w:tcMar>
+              <w:top w:type="dxa" w:w="100"/>
+              <w:left w:type="dxa" w:w="140"/>
+              <w:bottom w:type="dxa" w:w="100"/>
+              <w:right w:type="dxa" w:w="140"/>
+            </w:tcMar>
+            <w:vAlign w:val="center"/>
+          </w:tcPr>
+          <w:p>
+            <w:r>
+              <w:rPr>
+                <w:color w:val="FFFFFF"/>
+              </w:rPr>
+            </w:r>
             <w:r>
               <w:rPr>
                 <w:rFonts w:ascii="Calibri" w:hAnsi="Calibri"/>
                 <w:b/>
-                <w:color w:val="1F1E1D"/>
-                <w:sz w:val="18"/>
+                <w:color w:val="FFFFFF"/>
               </w:rPr>
               <w:t>Enterprise revenue</w:t>
             </w:r>
@@ -1720,16 +1786,26 @@
         </w:tc>
         <w:tc>
           <w:tcPr>
-            <w:tcW w:type="dxa" w:w="1213"/>
-          </w:tcPr>
-          <w:p>
-            <w:r/>
+            <w:shd w:val="clear" w:fill="A84A2E"/>
+            <w:tcMar>
+              <w:top w:type="dxa" w:w="100"/>
+              <w:left w:type="dxa" w:w="140"/>
+              <w:bottom w:type="dxa" w:w="100"/>
+              <w:right w:type="dxa" w:w="140"/>
+            </w:tcMar>
+            <w:vAlign w:val="center"/>
+          </w:tcPr>
+          <w:p>
+            <w:r>
+              <w:rPr>
+                <w:color w:val="FFFFFF"/>
+              </w:rPr>
+            </w:r>
             <w:r>
               <w:rPr>
                 <w:rFonts w:ascii="Calibri" w:hAnsi="Calibri"/>
                 <w:b/>
-                <w:color w:val="1F1E1D"/>
-                <w:sz w:val="18"/>
+                <w:color w:val="FFFFFF"/>
               </w:rPr>
               <w:t>pyvar Local revenue</w:t>
             </w:r>
@@ -1737,16 +1813,26 @@
         </w:tc>
         <w:tc>
           <w:tcPr>
-            <w:tcW w:type="dxa" w:w="1213"/>
-          </w:tcPr>
-          <w:p>
-            <w:r/>
+            <w:shd w:val="clear" w:fill="A84A2E"/>
+            <w:tcMar>
+              <w:top w:type="dxa" w:w="100"/>
+              <w:left w:type="dxa" w:w="140"/>
+              <w:bottom w:type="dxa" w:w="100"/>
+              <w:right w:type="dxa" w:w="140"/>
+            </w:tcMar>
+            <w:vAlign w:val="center"/>
+          </w:tcPr>
+          <w:p>
+            <w:r>
+              <w:rPr>
+                <w:color w:val="FFFFFF"/>
+              </w:rPr>
+            </w:r>
             <w:r>
               <w:rPr>
                 <w:rFonts w:ascii="Calibri" w:hAnsi="Calibri"/>
                 <w:b/>
-                <w:color w:val="1F1E1D"/>
-                <w:sz w:val="18"/>
+                <w:color w:val="FFFFFF"/>
               </w:rPr>
               <w:t>Professional services</w:t>
             </w:r>
@@ -1754,16 +1840,26 @@
         </w:tc>
         <w:tc>
           <w:tcPr>
-            <w:tcW w:type="dxa" w:w="1213"/>
-          </w:tcPr>
-          <w:p>
-            <w:r/>
+            <w:shd w:val="clear" w:fill="A84A2E"/>
+            <w:tcMar>
+              <w:top w:type="dxa" w:w="100"/>
+              <w:left w:type="dxa" w:w="140"/>
+              <w:bottom w:type="dxa" w:w="100"/>
+              <w:right w:type="dxa" w:w="140"/>
+            </w:tcMar>
+            <w:vAlign w:val="center"/>
+          </w:tcPr>
+          <w:p>
+            <w:r>
+              <w:rPr>
+                <w:color w:val="FFFFFF"/>
+              </w:rPr>
+            </w:r>
             <w:r>
               <w:rPr>
                 <w:rFonts w:ascii="Calibri" w:hAnsi="Calibri"/>
                 <w:b/>
-                <w:color w:val="1F1E1D"/>
-                <w:sz w:val="18"/>
+                <w:color w:val="FFFFFF"/>
               </w:rPr>
               <w:t>Total revenue</w:t>
             </w:r>
@@ -1771,16 +1867,26 @@
         </w:tc>
         <w:tc>
           <w:tcPr>
-            <w:tcW w:type="dxa" w:w="1213"/>
-          </w:tcPr>
-          <w:p>
-            <w:r/>
+            <w:shd w:val="clear" w:fill="A84A2E"/>
+            <w:tcMar>
+              <w:top w:type="dxa" w:w="100"/>
+              <w:left w:type="dxa" w:w="140"/>
+              <w:bottom w:type="dxa" w:w="100"/>
+              <w:right w:type="dxa" w:w="140"/>
+            </w:tcMar>
+            <w:vAlign w:val="center"/>
+          </w:tcPr>
+          <w:p>
+            <w:r>
+              <w:rPr>
+                <w:color w:val="FFFFFF"/>
+              </w:rPr>
+            </w:r>
             <w:r>
               <w:rPr>
                 <w:rFonts w:ascii="Calibri" w:hAnsi="Calibri"/>
                 <w:b/>
-                <w:color w:val="1F1E1D"/>
-                <w:sz w:val="18"/>
+                <w:color w:val="FFFFFF"/>
               </w:rPr>
               <w:t>Net</w:t>
             </w:r>
@@ -1790,7 +1896,13 @@
       <w:tr>
         <w:tc>
           <w:tcPr>
-            <w:tcW w:type="dxa" w:w="1213"/>
+            <w:tcMar>
+              <w:top w:type="dxa" w:w="100"/>
+              <w:left w:type="dxa" w:w="140"/>
+              <w:bottom w:type="dxa" w:w="100"/>
+              <w:right w:type="dxa" w:w="140"/>
+            </w:tcMar>
+            <w:vAlign w:val="center"/>
           </w:tcPr>
           <w:p>
             <w:r/>
@@ -1807,7 +1919,13 @@
         </w:tc>
         <w:tc>
           <w:tcPr>
-            <w:tcW w:type="dxa" w:w="1213"/>
+            <w:tcMar>
+              <w:top w:type="dxa" w:w="100"/>
+              <w:left w:type="dxa" w:w="140"/>
+              <w:bottom w:type="dxa" w:w="100"/>
+              <w:right w:type="dxa" w:w="140"/>
+            </w:tcMar>
+            <w:vAlign w:val="center"/>
           </w:tcPr>
           <w:p>
             <w:r/>
@@ -1824,7 +1942,13 @@
         </w:tc>
         <w:tc>
           <w:tcPr>
-            <w:tcW w:type="dxa" w:w="1213"/>
+            <w:tcMar>
+              <w:top w:type="dxa" w:w="100"/>
+              <w:left w:type="dxa" w:w="140"/>
+              <w:bottom w:type="dxa" w:w="100"/>
+              <w:right w:type="dxa" w:w="140"/>
+            </w:tcMar>
+            <w:vAlign w:val="center"/>
           </w:tcPr>
           <w:p>
             <w:r/>
@@ -1841,7 +1965,13 @@
         </w:tc>
         <w:tc>
           <w:tcPr>
-            <w:tcW w:type="dxa" w:w="1213"/>
+            <w:tcMar>
+              <w:top w:type="dxa" w:w="100"/>
+              <w:left w:type="dxa" w:w="140"/>
+              <w:bottom w:type="dxa" w:w="100"/>
+              <w:right w:type="dxa" w:w="140"/>
+            </w:tcMar>
+            <w:vAlign w:val="center"/>
           </w:tcPr>
           <w:p>
             <w:r/>
@@ -1858,7 +1988,13 @@
         </w:tc>
         <w:tc>
           <w:tcPr>
-            <w:tcW w:type="dxa" w:w="1213"/>
+            <w:tcMar>
+              <w:top w:type="dxa" w:w="100"/>
+              <w:left w:type="dxa" w:w="140"/>
+              <w:bottom w:type="dxa" w:w="100"/>
+              <w:right w:type="dxa" w:w="140"/>
+            </w:tcMar>
+            <w:vAlign w:val="center"/>
           </w:tcPr>
           <w:p>
             <w:r/>
@@ -1875,7 +2011,13 @@
         </w:tc>
         <w:tc>
           <w:tcPr>
-            <w:tcW w:type="dxa" w:w="1213"/>
+            <w:tcMar>
+              <w:top w:type="dxa" w:w="100"/>
+              <w:left w:type="dxa" w:w="140"/>
+              <w:bottom w:type="dxa" w:w="100"/>
+              <w:right w:type="dxa" w:w="140"/>
+            </w:tcMar>
+            <w:vAlign w:val="center"/>
           </w:tcPr>
           <w:p>
             <w:r/>
@@ -1892,7 +2034,13 @@
         </w:tc>
         <w:tc>
           <w:tcPr>
-            <w:tcW w:type="dxa" w:w="1213"/>
+            <w:tcMar>
+              <w:top w:type="dxa" w:w="100"/>
+              <w:left w:type="dxa" w:w="140"/>
+              <w:bottom w:type="dxa" w:w="100"/>
+              <w:right w:type="dxa" w:w="140"/>
+            </w:tcMar>
+            <w:vAlign w:val="center"/>
           </w:tcPr>
           <w:p>
             <w:r/>
@@ -1909,7 +2057,13 @@
         </w:tc>
         <w:tc>
           <w:tcPr>
-            <w:tcW w:type="dxa" w:w="1213"/>
+            <w:tcMar>
+              <w:top w:type="dxa" w:w="100"/>
+              <w:left w:type="dxa" w:w="140"/>
+              <w:bottom w:type="dxa" w:w="100"/>
+              <w:right w:type="dxa" w:w="140"/>
+            </w:tcMar>
+            <w:vAlign w:val="center"/>
           </w:tcPr>
           <w:p>
             <w:r/>
@@ -1928,7 +2082,13 @@
       <w:tr>
         <w:tc>
           <w:tcPr>
-            <w:tcW w:type="dxa" w:w="1213"/>
+            <w:tcMar>
+              <w:top w:type="dxa" w:w="100"/>
+              <w:left w:type="dxa" w:w="140"/>
+              <w:bottom w:type="dxa" w:w="100"/>
+              <w:right w:type="dxa" w:w="140"/>
+            </w:tcMar>
+            <w:vAlign w:val="center"/>
           </w:tcPr>
           <w:p>
             <w:r/>
@@ -1945,7 +2105,13 @@
         </w:tc>
         <w:tc>
           <w:tcPr>
-            <w:tcW w:type="dxa" w:w="1213"/>
+            <w:tcMar>
+              <w:top w:type="dxa" w:w="100"/>
+              <w:left w:type="dxa" w:w="140"/>
+              <w:bottom w:type="dxa" w:w="100"/>
+              <w:right w:type="dxa" w:w="140"/>
+            </w:tcMar>
+            <w:vAlign w:val="center"/>
           </w:tcPr>
           <w:p>
             <w:r/>
@@ -1962,7 +2128,13 @@
         </w:tc>
         <w:tc>
           <w:tcPr>
-            <w:tcW w:type="dxa" w:w="1213"/>
+            <w:tcMar>
+              <w:top w:type="dxa" w:w="100"/>
+              <w:left w:type="dxa" w:w="140"/>
+              <w:bottom w:type="dxa" w:w="100"/>
+              <w:right w:type="dxa" w:w="140"/>
+            </w:tcMar>
+            <w:vAlign w:val="center"/>
           </w:tcPr>
           <w:p>
             <w:r/>
@@ -1979,7 +2151,13 @@
         </w:tc>
         <w:tc>
           <w:tcPr>
-            <w:tcW w:type="dxa" w:w="1213"/>
+            <w:tcMar>
+              <w:top w:type="dxa" w:w="100"/>
+              <w:left w:type="dxa" w:w="140"/>
+              <w:bottom w:type="dxa" w:w="100"/>
+              <w:right w:type="dxa" w:w="140"/>
+            </w:tcMar>
+            <w:vAlign w:val="center"/>
           </w:tcPr>
           <w:p>
             <w:r/>
@@ -1996,7 +2174,13 @@
         </w:tc>
         <w:tc>
           <w:tcPr>
-            <w:tcW w:type="dxa" w:w="1213"/>
+            <w:tcMar>
+              <w:top w:type="dxa" w:w="100"/>
+              <w:left w:type="dxa" w:w="140"/>
+              <w:bottom w:type="dxa" w:w="100"/>
+              <w:right w:type="dxa" w:w="140"/>
+            </w:tcMar>
+            <w:vAlign w:val="center"/>
           </w:tcPr>
           <w:p>
             <w:r/>
@@ -2013,7 +2197,13 @@
         </w:tc>
         <w:tc>
           <w:tcPr>
-            <w:tcW w:type="dxa" w:w="1213"/>
+            <w:tcMar>
+              <w:top w:type="dxa" w:w="100"/>
+              <w:left w:type="dxa" w:w="140"/>
+              <w:bottom w:type="dxa" w:w="100"/>
+              <w:right w:type="dxa" w:w="140"/>
+            </w:tcMar>
+            <w:vAlign w:val="center"/>
           </w:tcPr>
           <w:p>
             <w:r/>
@@ -2030,7 +2220,13 @@
         </w:tc>
         <w:tc>
           <w:tcPr>
-            <w:tcW w:type="dxa" w:w="1213"/>
+            <w:tcMar>
+              <w:top w:type="dxa" w:w="100"/>
+              <w:left w:type="dxa" w:w="140"/>
+              <w:bottom w:type="dxa" w:w="100"/>
+              <w:right w:type="dxa" w:w="140"/>
+            </w:tcMar>
+            <w:vAlign w:val="center"/>
           </w:tcPr>
           <w:p>
             <w:r/>
@@ -2047,7 +2243,13 @@
         </w:tc>
         <w:tc>
           <w:tcPr>
-            <w:tcW w:type="dxa" w:w="1213"/>
+            <w:tcMar>
+              <w:top w:type="dxa" w:w="100"/>
+              <w:left w:type="dxa" w:w="140"/>
+              <w:bottom w:type="dxa" w:w="100"/>
+              <w:right w:type="dxa" w:w="140"/>
+            </w:tcMar>
+            <w:vAlign w:val="center"/>
           </w:tcPr>
           <w:p>
             <w:r/>
@@ -2066,7 +2268,13 @@
       <w:tr>
         <w:tc>
           <w:tcPr>
-            <w:tcW w:type="dxa" w:w="1213"/>
+            <w:tcMar>
+              <w:top w:type="dxa" w:w="100"/>
+              <w:left w:type="dxa" w:w="140"/>
+              <w:bottom w:type="dxa" w:w="100"/>
+              <w:right w:type="dxa" w:w="140"/>
+            </w:tcMar>
+            <w:vAlign w:val="center"/>
           </w:tcPr>
           <w:p>
             <w:r/>
@@ -2083,7 +2291,13 @@
         </w:tc>
         <w:tc>
           <w:tcPr>
-            <w:tcW w:type="dxa" w:w="1213"/>
+            <w:tcMar>
+              <w:top w:type="dxa" w:w="100"/>
+              <w:left w:type="dxa" w:w="140"/>
+              <w:bottom w:type="dxa" w:w="100"/>
+              <w:right w:type="dxa" w:w="140"/>
+            </w:tcMar>
+            <w:vAlign w:val="center"/>
           </w:tcPr>
           <w:p>
             <w:r/>
@@ -2100,7 +2314,13 @@
         </w:tc>
         <w:tc>
           <w:tcPr>
-            <w:tcW w:type="dxa" w:w="1213"/>
+            <w:tcMar>
+              <w:top w:type="dxa" w:w="100"/>
+              <w:left w:type="dxa" w:w="140"/>
+              <w:bottom w:type="dxa" w:w="100"/>
+              <w:right w:type="dxa" w:w="140"/>
+            </w:tcMar>
+            <w:vAlign w:val="center"/>
           </w:tcPr>
           <w:p>
             <w:r/>
@@ -2117,7 +2337,13 @@
         </w:tc>
         <w:tc>
           <w:tcPr>
-            <w:tcW w:type="dxa" w:w="1213"/>
+            <w:tcMar>
+              <w:top w:type="dxa" w:w="100"/>
+              <w:left w:type="dxa" w:w="140"/>
+              <w:bottom w:type="dxa" w:w="100"/>
+              <w:right w:type="dxa" w:w="140"/>
+            </w:tcMar>
+            <w:vAlign w:val="center"/>
           </w:tcPr>
           <w:p>
             <w:r/>
@@ -2134,7 +2360,13 @@
         </w:tc>
         <w:tc>
           <w:tcPr>
-            <w:tcW w:type="dxa" w:w="1213"/>
+            <w:tcMar>
+              <w:top w:type="dxa" w:w="100"/>
+              <w:left w:type="dxa" w:w="140"/>
+              <w:bottom w:type="dxa" w:w="100"/>
+              <w:right w:type="dxa" w:w="140"/>
+            </w:tcMar>
+            <w:vAlign w:val="center"/>
           </w:tcPr>
           <w:p>
             <w:r/>
@@ -2151,7 +2383,13 @@
         </w:tc>
         <w:tc>
           <w:tcPr>
-            <w:tcW w:type="dxa" w:w="1213"/>
+            <w:tcMar>
+              <w:top w:type="dxa" w:w="100"/>
+              <w:left w:type="dxa" w:w="140"/>
+              <w:bottom w:type="dxa" w:w="100"/>
+              <w:right w:type="dxa" w:w="140"/>
+            </w:tcMar>
+            <w:vAlign w:val="center"/>
           </w:tcPr>
           <w:p>
             <w:r/>
@@ -2168,7 +2406,13 @@
         </w:tc>
         <w:tc>
           <w:tcPr>
-            <w:tcW w:type="dxa" w:w="1213"/>
+            <w:tcMar>
+              <w:top w:type="dxa" w:w="100"/>
+              <w:left w:type="dxa" w:w="140"/>
+              <w:bottom w:type="dxa" w:w="100"/>
+              <w:right w:type="dxa" w:w="140"/>
+            </w:tcMar>
+            <w:vAlign w:val="center"/>
           </w:tcPr>
           <w:p>
             <w:r/>
@@ -2185,7 +2429,13 @@
         </w:tc>
         <w:tc>
           <w:tcPr>
-            <w:tcW w:type="dxa" w:w="1213"/>
+            <w:tcMar>
+              <w:top w:type="dxa" w:w="100"/>
+              <w:left w:type="dxa" w:w="140"/>
+              <w:bottom w:type="dxa" w:w="100"/>
+              <w:right w:type="dxa" w:w="140"/>
+            </w:tcMar>
+            <w:vAlign w:val="center"/>
           </w:tcPr>
           <w:p>
             <w:r/>
@@ -2205,6 +2455,7 @@
     <w:p>
       <w:pPr>
         <w:pStyle w:val="Heading2"/>
+        <w:spacing w:after="120" w:before="300"/>
       </w:pPr>
       <w:r>
         <w:rPr>
@@ -2217,6 +2468,9 @@
       </w:r>
     </w:p>
     <w:p>
+      <w:pPr>
+        <w:spacing w:after="160" w:line="300"/>
+      </w:pPr>
       <w:r>
         <w:rPr>
           <w:rFonts w:ascii="Calibri" w:hAnsi="Calibri"/>
@@ -2231,6 +2485,7 @@
     <w:p>
       <w:pPr>
         <w:pStyle w:val="Heading2"/>
+        <w:spacing w:after="120" w:before="300"/>
       </w:pPr>
       <w:r>
         <w:rPr>
@@ -2243,6 +2498,9 @@
       </w:r>
     </w:p>
     <w:p>
+      <w:pPr>
+        <w:spacing w:after="160" w:line="300"/>
+      </w:pPr>
       <w:r>
         <w:rPr>
           <w:rFonts w:ascii="Calibri" w:hAnsi="Calibri"/>
@@ -2257,6 +2515,7 @@
     <w:p>
       <w:pPr>
         <w:pStyle w:val="Heading2"/>
+        <w:spacing w:after="120" w:before="300"/>
       </w:pPr>
       <w:r>
         <w:rPr>
@@ -2269,6 +2528,9 @@
       </w:r>
     </w:p>
     <w:p>
+      <w:pPr>
+        <w:spacing w:after="160" w:line="300"/>
+      </w:pPr>
       <w:r>
         <w:rPr>
           <w:rFonts w:ascii="Calibri" w:hAnsi="Calibri"/>
@@ -2281,6 +2543,9 @@
       </w:r>
     </w:p>
     <w:p>
+      <w:pPr>
+        <w:spacing w:after="160" w:line="300"/>
+      </w:pPr>
       <w:r>
         <w:rPr>
           <w:rFonts w:ascii="Calibri" w:hAnsi="Calibri"/>
@@ -2295,6 +2560,10 @@
     <w:p>
       <w:pPr>
         <w:pStyle w:val="Heading1"/>
+        <w:pBdr>
+          <w:bottom w:val="single" w:color="A84A2E" w:sz="8" w:space="4"/>
+        </w:pBdr>
+        <w:spacing w:after="200" w:before="400"/>
       </w:pPr>
       <w:r>
         <w:rPr>
@@ -2307,6 +2576,9 @@
       </w:r>
     </w:p>
     <w:p>
+      <w:pPr>
+        <w:spacing w:after="160" w:line="300"/>
+      </w:pPr>
       <w:r>
         <w:rPr>
           <w:rFonts w:ascii="Calibri" w:hAnsi="Calibri"/>
@@ -2319,6 +2591,10 @@
       </w:r>
     </w:p>
     <w:p>
+      <w:pPr>
+        <w:pStyle w:val="Heading2"/>
+        <w:spacing w:after="120" w:before="300"/>
+      </w:pPr>
       <w:r>
         <w:rPr>
           <w:rFonts w:ascii="Calibri" w:hAnsi="Calibri"/>
@@ -2330,6 +2606,9 @@
       </w:r>
     </w:p>
     <w:p>
+      <w:pPr>
+        <w:spacing w:after="160" w:line="300"/>
+      </w:pPr>
       <w:r>
         <w:rPr>
           <w:rFonts w:ascii="Calibri" w:hAnsi="Calibri"/>
@@ -2345,6 +2624,14 @@
       <w:tblPr>
         <w:tblW w:type="auto" w:w="0"/>
         <w:tblLook w:firstColumn="1" w:firstRow="1" w:lastColumn="0" w:lastRow="0" w:noHBand="0" w:noVBand="1" w:val="04A0"/>
+        <w:tblBorders>
+          <w:top w:val="single" w:color="auto" w:sz="4"/>
+          <w:left w:val="single" w:color="auto" w:sz="4"/>
+          <w:bottom w:val="single" w:color="auto" w:sz="4"/>
+          <w:right w:val="single" w:color="auto" w:sz="4"/>
+          <w:insideH w:val="single" w:color="auto" w:sz="4"/>
+          <w:insideV w:val="single" w:color="auto" w:sz="4"/>
+        </w:tblBorders>
       </w:tblPr>
       <w:tblGrid>
         <w:gridCol w:w="1941"/>
@@ -2356,16 +2643,26 @@
       <w:tr>
         <w:tc>
           <w:tcPr>
-            <w:tcW w:type="dxa" w:w="1941"/>
-          </w:tcPr>
-          <w:p>
-            <w:r/>
+            <w:shd w:val="clear" w:fill="A84A2E"/>
+            <w:tcMar>
+              <w:top w:type="dxa" w:w="100"/>
+              <w:left w:type="dxa" w:w="140"/>
+              <w:bottom w:type="dxa" w:w="100"/>
+              <w:right w:type="dxa" w:w="140"/>
+            </w:tcMar>
+            <w:vAlign w:val="center"/>
+          </w:tcPr>
+          <w:p>
+            <w:r>
+              <w:rPr>
+                <w:color w:val="FFFFFF"/>
+              </w:rPr>
+            </w:r>
             <w:r>
               <w:rPr>
                 <w:rFonts w:ascii="Calibri" w:hAnsi="Calibri"/>
                 <w:b/>
-                <w:color w:val="1F1E1D"/>
-                <w:sz w:val="18"/>
+                <w:color w:val="FFFFFF"/>
               </w:rPr>
               <w:t>Tier</w:t>
             </w:r>
@@ -2373,16 +2670,26 @@
         </w:tc>
         <w:tc>
           <w:tcPr>
-            <w:tcW w:type="dxa" w:w="1941"/>
-          </w:tcPr>
-          <w:p>
-            <w:r/>
+            <w:shd w:val="clear" w:fill="A84A2E"/>
+            <w:tcMar>
+              <w:top w:type="dxa" w:w="100"/>
+              <w:left w:type="dxa" w:w="140"/>
+              <w:bottom w:type="dxa" w:w="100"/>
+              <w:right w:type="dxa" w:w="140"/>
+            </w:tcMar>
+            <w:vAlign w:val="center"/>
+          </w:tcPr>
+          <w:p>
+            <w:r>
+              <w:rPr>
+                <w:color w:val="FFFFFF"/>
+              </w:rPr>
+            </w:r>
             <w:r>
               <w:rPr>
                 <w:rFonts w:ascii="Calibri" w:hAnsi="Calibri"/>
                 <w:b/>
-                <w:color w:val="1F1E1D"/>
-                <w:sz w:val="18"/>
+                <w:color w:val="FFFFFF"/>
               </w:rPr>
               <w:t>Max simulations/request</w:t>
             </w:r>
@@ -2390,16 +2697,26 @@
         </w:tc>
         <w:tc>
           <w:tcPr>
-            <w:tcW w:type="dxa" w:w="1941"/>
-          </w:tcPr>
-          <w:p>
-            <w:r/>
+            <w:shd w:val="clear" w:fill="A84A2E"/>
+            <w:tcMar>
+              <w:top w:type="dxa" w:w="100"/>
+              <w:left w:type="dxa" w:w="140"/>
+              <w:bottom w:type="dxa" w:w="100"/>
+              <w:right w:type="dxa" w:w="140"/>
+            </w:tcMar>
+            <w:vAlign w:val="center"/>
+          </w:tcPr>
+          <w:p>
+            <w:r>
+              <w:rPr>
+                <w:color w:val="FFFFFF"/>
+              </w:rPr>
+            </w:r>
             <w:r>
               <w:rPr>
                 <w:rFonts w:ascii="Calibri" w:hAnsi="Calibri"/>
                 <w:b/>
-                <w:color w:val="1F1E1D"/>
-                <w:sz w:val="18"/>
+                <w:color w:val="FFFFFF"/>
               </w:rPr>
               <w:t>Daily request cap</w:t>
             </w:r>
@@ -2407,16 +2724,26 @@
         </w:tc>
         <w:tc>
           <w:tcPr>
-            <w:tcW w:type="dxa" w:w="1941"/>
-          </w:tcPr>
-          <w:p>
-            <w:r/>
+            <w:shd w:val="clear" w:fill="A84A2E"/>
+            <w:tcMar>
+              <w:top w:type="dxa" w:w="100"/>
+              <w:left w:type="dxa" w:w="140"/>
+              <w:bottom w:type="dxa" w:w="100"/>
+              <w:right w:type="dxa" w:w="140"/>
+            </w:tcMar>
+            <w:vAlign w:val="center"/>
+          </w:tcPr>
+          <w:p>
+            <w:r>
+              <w:rPr>
+                <w:color w:val="FFFFFF"/>
+              </w:rPr>
+            </w:r>
             <w:r>
               <w:rPr>
                 <w:rFonts w:ascii="Calibri" w:hAnsi="Calibri"/>
                 <w:b/>
-                <w:color w:val="1F1E1D"/>
-                <w:sz w:val="18"/>
+                <w:color w:val="FFFFFF"/>
               </w:rPr>
               <w:t>Monthly request cap</w:t>
             </w:r>
@@ -2424,16 +2751,26 @@
         </w:tc>
         <w:tc>
           <w:tcPr>
-            <w:tcW w:type="dxa" w:w="1941"/>
-          </w:tcPr>
-          <w:p>
-            <w:r/>
+            <w:shd w:val="clear" w:fill="A84A2E"/>
+            <w:tcMar>
+              <w:top w:type="dxa" w:w="100"/>
+              <w:left w:type="dxa" w:w="140"/>
+              <w:bottom w:type="dxa" w:w="100"/>
+              <w:right w:type="dxa" w:w="140"/>
+            </w:tcMar>
+            <w:vAlign w:val="center"/>
+          </w:tcPr>
+          <w:p>
+            <w:r>
+              <w:rPr>
+                <w:color w:val="FFFFFF"/>
+              </w:rPr>
+            </w:r>
             <w:r>
               <w:rPr>
                 <w:rFonts w:ascii="Calibri" w:hAnsi="Calibri"/>
                 <w:b/>
-                <w:color w:val="1F1E1D"/>
-                <w:sz w:val="18"/>
+                <w:color w:val="FFFFFF"/>
               </w:rPr>
               <w:t>Monthly simulation cap</w:t>
             </w:r>
@@ -2443,7 +2780,13 @@
       <w:tr>
         <w:tc>
           <w:tcPr>
-            <w:tcW w:type="dxa" w:w="1941"/>
+            <w:tcMar>
+              <w:top w:type="dxa" w:w="100"/>
+              <w:left w:type="dxa" w:w="140"/>
+              <w:bottom w:type="dxa" w:w="100"/>
+              <w:right w:type="dxa" w:w="140"/>
+            </w:tcMar>
+            <w:vAlign w:val="center"/>
           </w:tcPr>
           <w:p>
             <w:r/>
@@ -2460,7 +2803,13 @@
         </w:tc>
         <w:tc>
           <w:tcPr>
-            <w:tcW w:type="dxa" w:w="1941"/>
+            <w:tcMar>
+              <w:top w:type="dxa" w:w="100"/>
+              <w:left w:type="dxa" w:w="140"/>
+              <w:bottom w:type="dxa" w:w="100"/>
+              <w:right w:type="dxa" w:w="140"/>
+            </w:tcMar>
+            <w:vAlign w:val="center"/>
           </w:tcPr>
           <w:p>
             <w:r/>
@@ -2477,7 +2826,13 @@
         </w:tc>
         <w:tc>
           <w:tcPr>
-            <w:tcW w:type="dxa" w:w="1941"/>
+            <w:tcMar>
+              <w:top w:type="dxa" w:w="100"/>
+              <w:left w:type="dxa" w:w="140"/>
+              <w:bottom w:type="dxa" w:w="100"/>
+              <w:right w:type="dxa" w:w="140"/>
+            </w:tcMar>
+            <w:vAlign w:val="center"/>
           </w:tcPr>
           <w:p>
             <w:r/>
@@ -2494,7 +2849,13 @@
         </w:tc>
         <w:tc>
           <w:tcPr>
-            <w:tcW w:type="dxa" w:w="1941"/>
+            <w:tcMar>
+              <w:top w:type="dxa" w:w="100"/>
+              <w:left w:type="dxa" w:w="140"/>
+              <w:bottom w:type="dxa" w:w="100"/>
+              <w:right w:type="dxa" w:w="140"/>
+            </w:tcMar>
+            <w:vAlign w:val="center"/>
           </w:tcPr>
           <w:p>
             <w:r/>
@@ -2511,7 +2872,13 @@
         </w:tc>
         <w:tc>
           <w:tcPr>
-            <w:tcW w:type="dxa" w:w="1941"/>
+            <w:tcMar>
+              <w:top w:type="dxa" w:w="100"/>
+              <w:left w:type="dxa" w:w="140"/>
+              <w:bottom w:type="dxa" w:w="100"/>
+              <w:right w:type="dxa" w:w="140"/>
+            </w:tcMar>
+            <w:vAlign w:val="center"/>
           </w:tcPr>
           <w:p>
             <w:r/>
@@ -2530,7 +2897,13 @@
       <w:tr>
         <w:tc>
           <w:tcPr>
-            <w:tcW w:type="dxa" w:w="1941"/>
+            <w:tcMar>
+              <w:top w:type="dxa" w:w="100"/>
+              <w:left w:type="dxa" w:w="140"/>
+              <w:bottom w:type="dxa" w:w="100"/>
+              <w:right w:type="dxa" w:w="140"/>
+            </w:tcMar>
+            <w:vAlign w:val="center"/>
           </w:tcPr>
           <w:p>
             <w:r/>
@@ -2547,7 +2920,13 @@
         </w:tc>
         <w:tc>
           <w:tcPr>
-            <w:tcW w:type="dxa" w:w="1941"/>
+            <w:tcMar>
+              <w:top w:type="dxa" w:w="100"/>
+              <w:left w:type="dxa" w:w="140"/>
+              <w:bottom w:type="dxa" w:w="100"/>
+              <w:right w:type="dxa" w:w="140"/>
+            </w:tcMar>
+            <w:vAlign w:val="center"/>
           </w:tcPr>
           <w:p>
             <w:r/>
@@ -2564,7 +2943,13 @@
         </w:tc>
         <w:tc>
           <w:tcPr>
-            <w:tcW w:type="dxa" w:w="1941"/>
+            <w:tcMar>
+              <w:top w:type="dxa" w:w="100"/>
+              <w:left w:type="dxa" w:w="140"/>
+              <w:bottom w:type="dxa" w:w="100"/>
+              <w:right w:type="dxa" w:w="140"/>
+            </w:tcMar>
+            <w:vAlign w:val="center"/>
           </w:tcPr>
           <w:p>
             <w:r/>
@@ -2581,7 +2966,13 @@
         </w:tc>
         <w:tc>
           <w:tcPr>
-            <w:tcW w:type="dxa" w:w="1941"/>
+            <w:tcMar>
+              <w:top w:type="dxa" w:w="100"/>
+              <w:left w:type="dxa" w:w="140"/>
+              <w:bottom w:type="dxa" w:w="100"/>
+              <w:right w:type="dxa" w:w="140"/>
+            </w:tcMar>
+            <w:vAlign w:val="center"/>
           </w:tcPr>
           <w:p>
             <w:r/>
@@ -2598,7 +2989,13 @@
         </w:tc>
         <w:tc>
           <w:tcPr>
-            <w:tcW w:type="dxa" w:w="1941"/>
+            <w:tcMar>
+              <w:top w:type="dxa" w:w="100"/>
+              <w:left w:type="dxa" w:w="140"/>
+              <w:bottom w:type="dxa" w:w="100"/>
+              <w:right w:type="dxa" w:w="140"/>
+            </w:tcMar>
+            <w:vAlign w:val="center"/>
           </w:tcPr>
           <w:p>
             <w:r/>
@@ -2617,7 +3014,13 @@
       <w:tr>
         <w:tc>
           <w:tcPr>
-            <w:tcW w:type="dxa" w:w="1941"/>
+            <w:tcMar>
+              <w:top w:type="dxa" w:w="100"/>
+              <w:left w:type="dxa" w:w="140"/>
+              <w:bottom w:type="dxa" w:w="100"/>
+              <w:right w:type="dxa" w:w="140"/>
+            </w:tcMar>
+            <w:vAlign w:val="center"/>
           </w:tcPr>
           <w:p>
             <w:r/>
@@ -2634,7 +3037,13 @@
         </w:tc>
         <w:tc>
           <w:tcPr>
-            <w:tcW w:type="dxa" w:w="1941"/>
+            <w:tcMar>
+              <w:top w:type="dxa" w:w="100"/>
+              <w:left w:type="dxa" w:w="140"/>
+              <w:bottom w:type="dxa" w:w="100"/>
+              <w:right w:type="dxa" w:w="140"/>
+            </w:tcMar>
+            <w:vAlign w:val="center"/>
           </w:tcPr>
           <w:p>
             <w:r/>
@@ -2651,7 +3060,13 @@
         </w:tc>
         <w:tc>
           <w:tcPr>
-            <w:tcW w:type="dxa" w:w="1941"/>
+            <w:tcMar>
+              <w:top w:type="dxa" w:w="100"/>
+              <w:left w:type="dxa" w:w="140"/>
+              <w:bottom w:type="dxa" w:w="100"/>
+              <w:right w:type="dxa" w:w="140"/>
+            </w:tcMar>
+            <w:vAlign w:val="center"/>
           </w:tcPr>
           <w:p>
             <w:r/>
@@ -2668,7 +3083,13 @@
         </w:tc>
         <w:tc>
           <w:tcPr>
-            <w:tcW w:type="dxa" w:w="1941"/>
+            <w:tcMar>
+              <w:top w:type="dxa" w:w="100"/>
+              <w:left w:type="dxa" w:w="140"/>
+              <w:bottom w:type="dxa" w:w="100"/>
+              <w:right w:type="dxa" w:w="140"/>
+            </w:tcMar>
+            <w:vAlign w:val="center"/>
           </w:tcPr>
           <w:p>
             <w:r/>
@@ -2685,7 +3106,13 @@
         </w:tc>
         <w:tc>
           <w:tcPr>
-            <w:tcW w:type="dxa" w:w="1941"/>
+            <w:tcMar>
+              <w:top w:type="dxa" w:w="100"/>
+              <w:left w:type="dxa" w:w="140"/>
+              <w:bottom w:type="dxa" w:w="100"/>
+              <w:right w:type="dxa" w:w="140"/>
+            </w:tcMar>
+            <w:vAlign w:val="center"/>
           </w:tcPr>
           <w:p>
             <w:r/>
@@ -2703,6 +3130,9 @@
       </w:tr>
     </w:tbl>
     <w:p>
+      <w:pPr>
+        <w:spacing w:after="160" w:line="300"/>
+      </w:pPr>
       <w:r>
         <w:rPr>
           <w:rFonts w:ascii="Calibri" w:hAnsi="Calibri"/>
@@ -2715,6 +3145,9 @@
       </w:r>
     </w:p>
     <w:p>
+      <w:pPr>
+        <w:spacing w:after="160" w:line="300"/>
+      </w:pPr>
       <w:r>
         <w:rPr>
           <w:rFonts w:ascii="Calibri" w:hAnsi="Calibri"/>
@@ -2727,6 +3160,10 @@
       </w:r>
     </w:p>
     <w:p>
+      <w:pPr>
+        <w:pStyle w:val="Heading2"/>
+        <w:spacing w:after="120" w:before="300"/>
+      </w:pPr>
       <w:r>
         <w:rPr>
           <w:rFonts w:ascii="Calibri" w:hAnsi="Calibri"/>
@@ -2740,7 +3177,11 @@
     <w:p>
       <w:pPr>
         <w:pStyle w:val="ListParagraph"/>
-        <w:ind w:left="360"/>
+        <w:numPr>
+          <w:ilvl w:val="0"/>
+          <w:numId w:val="2"/>
+        </w:numPr>
+        <w:spacing w:after="100"/>
       </w:pPr>
       <w:r>
         <w:rPr>
@@ -2749,7 +3190,6 @@
           <w:color w:val="1F1E1D"/>
           <w:sz w:val="21"/>
         </w:rPr>
-        <w:t xml:space="preserve">•  </w:t>
       </w:r>
       <w:r>
         <w:rPr>
@@ -2773,7 +3213,11 @@
     <w:p>
       <w:pPr>
         <w:pStyle w:val="ListParagraph"/>
-        <w:ind w:left="360"/>
+        <w:numPr>
+          <w:ilvl w:val="0"/>
+          <w:numId w:val="2"/>
+        </w:numPr>
+        <w:spacing w:after="100"/>
       </w:pPr>
       <w:r>
         <w:rPr>
@@ -2782,7 +3226,6 @@
           <w:color w:val="1F1E1D"/>
           <w:sz w:val="21"/>
         </w:rPr>
-        <w:t xml:space="preserve">•  </w:t>
       </w:r>
       <w:r>
         <w:rPr>
@@ -2804,6 +3247,9 @@
       </w:r>
     </w:p>
     <w:p>
+      <w:pPr>
+        <w:spacing w:after="160" w:line="300"/>
+      </w:pPr>
       <w:r>
         <w:rPr>
           <w:rFonts w:ascii="Calibri" w:hAnsi="Calibri"/>
@@ -2816,6 +3262,10 @@
       </w:r>
     </w:p>
     <w:p>
+      <w:pPr>
+        <w:pStyle w:val="Heading2"/>
+        <w:spacing w:after="120" w:before="300"/>
+      </w:pPr>
       <w:r>
         <w:rPr>
           <w:rFonts w:ascii="Calibri" w:hAnsi="Calibri"/>
@@ -2827,6 +3277,9 @@
       </w:r>
     </w:p>
     <w:p>
+      <w:pPr>
+        <w:spacing w:after="160" w:line="300"/>
+      </w:pPr>
       <w:r>
         <w:rPr>
           <w:rFonts w:ascii="Calibri" w:hAnsi="Calibri"/>
@@ -2841,7 +3294,11 @@
     <w:p>
       <w:pPr>
         <w:pStyle w:val="ListParagraph"/>
-        <w:ind w:left="360"/>
+        <w:numPr>
+          <w:ilvl w:val="0"/>
+          <w:numId w:val="2"/>
+        </w:numPr>
+        <w:spacing w:after="100"/>
       </w:pPr>
       <w:r>
         <w:rPr>
@@ -2850,7 +3307,6 @@
           <w:color w:val="1F1E1D"/>
           <w:sz w:val="21"/>
         </w:rPr>
-        <w:t xml:space="preserve">•  </w:t>
       </w:r>
       <w:r>
         <w:rPr>
@@ -2874,7 +3330,11 @@
     <w:p>
       <w:pPr>
         <w:pStyle w:val="ListParagraph"/>
-        <w:ind w:left="360"/>
+        <w:numPr>
+          <w:ilvl w:val="0"/>
+          <w:numId w:val="2"/>
+        </w:numPr>
+        <w:spacing w:after="100"/>
       </w:pPr>
       <w:r>
         <w:rPr>
@@ -2883,7 +3343,6 @@
           <w:color w:val="1F1E1D"/>
           <w:sz w:val="21"/>
         </w:rPr>
-        <w:t xml:space="preserve">•  </w:t>
       </w:r>
       <w:r>
         <w:rPr>
@@ -2907,7 +3366,11 @@
     <w:p>
       <w:pPr>
         <w:pStyle w:val="ListParagraph"/>
-        <w:ind w:left="360"/>
+        <w:numPr>
+          <w:ilvl w:val="0"/>
+          <w:numId w:val="2"/>
+        </w:numPr>
+        <w:spacing w:after="100"/>
       </w:pPr>
       <w:r>
         <w:rPr>
@@ -2916,7 +3379,6 @@
           <w:color w:val="1F1E1D"/>
           <w:sz w:val="21"/>
         </w:rPr>
-        <w:t xml:space="preserve">•  </w:t>
       </w:r>
       <w:r>
         <w:rPr>
@@ -2940,7 +3402,11 @@
     <w:p>
       <w:pPr>
         <w:pStyle w:val="ListParagraph"/>
-        <w:ind w:left="360"/>
+        <w:numPr>
+          <w:ilvl w:val="0"/>
+          <w:numId w:val="2"/>
+        </w:numPr>
+        <w:spacing w:after="100"/>
       </w:pPr>
       <w:r>
         <w:rPr>
@@ -2949,7 +3415,6 @@
           <w:color w:val="1F1E1D"/>
           <w:sz w:val="21"/>
         </w:rPr>
-        <w:t xml:space="preserve">•  </w:t>
       </w:r>
       <w:r>
         <w:rPr>
@@ -2971,6 +3436,10 @@
       </w:r>
     </w:p>
     <w:p>
+      <w:pPr>
+        <w:pStyle w:val="Heading2"/>
+        <w:spacing w:after="120" w:before="300"/>
+      </w:pPr>
       <w:r>
         <w:rPr>
           <w:rFonts w:ascii="Calibri" w:hAnsi="Calibri"/>
@@ -2984,7 +3453,11 @@
     <w:p>
       <w:pPr>
         <w:pStyle w:val="ListParagraph"/>
-        <w:ind w:left="360"/>
+        <w:numPr>
+          <w:ilvl w:val="0"/>
+          <w:numId w:val="2"/>
+        </w:numPr>
+        <w:spacing w:after="100"/>
       </w:pPr>
       <w:r>
         <w:rPr>
@@ -2993,7 +3466,6 @@
           <w:color w:val="1F1E1D"/>
           <w:sz w:val="21"/>
         </w:rPr>
-        <w:t xml:space="preserve">•  </w:t>
       </w:r>
       <w:r>
         <w:rPr>
@@ -3017,7 +3489,11 @@
     <w:p>
       <w:pPr>
         <w:pStyle w:val="ListParagraph"/>
-        <w:ind w:left="360"/>
+        <w:numPr>
+          <w:ilvl w:val="0"/>
+          <w:numId w:val="2"/>
+        </w:numPr>
+        <w:spacing w:after="100"/>
       </w:pPr>
       <w:r>
         <w:rPr>
@@ -3026,7 +3502,6 @@
           <w:color w:val="1F1E1D"/>
           <w:sz w:val="21"/>
         </w:rPr>
-        <w:t xml:space="preserve">•  </w:t>
       </w:r>
       <w:r>
         <w:rPr>
@@ -3048,6 +3523,10 @@
       </w:r>
     </w:p>
     <w:p>
+      <w:pPr>
+        <w:pStyle w:val="Heading2"/>
+        <w:spacing w:after="120" w:before="300"/>
+      </w:pPr>
       <w:r>
         <w:rPr>
           <w:rFonts w:ascii="Calibri" w:hAnsi="Calibri"/>
@@ -3061,7 +3540,11 @@
     <w:p>
       <w:pPr>
         <w:pStyle w:val="ListParagraph"/>
-        <w:ind w:left="360"/>
+        <w:numPr>
+          <w:ilvl w:val="0"/>
+          <w:numId w:val="2"/>
+        </w:numPr>
+        <w:spacing w:after="100"/>
       </w:pPr>
       <w:r>
         <w:rPr>
@@ -3070,7 +3553,6 @@
           <w:color w:val="1F1E1D"/>
           <w:sz w:val="21"/>
         </w:rPr>
-        <w:t xml:space="preserve">•  </w:t>
       </w:r>
       <w:r>
         <w:rPr>
@@ -3085,7 +3567,11 @@
     <w:p>
       <w:pPr>
         <w:pStyle w:val="ListParagraph"/>
-        <w:ind w:left="360"/>
+        <w:numPr>
+          <w:ilvl w:val="0"/>
+          <w:numId w:val="2"/>
+        </w:numPr>
+        <w:spacing w:after="100"/>
       </w:pPr>
       <w:r>
         <w:rPr>
@@ -3094,7 +3580,6 @@
           <w:color w:val="1F1E1D"/>
           <w:sz w:val="21"/>
         </w:rPr>
-        <w:t xml:space="preserve">•  </w:t>
       </w:r>
       <w:r>
         <w:rPr>
@@ -3109,7 +3594,11 @@
     <w:p>
       <w:pPr>
         <w:pStyle w:val="ListParagraph"/>
-        <w:ind w:left="360"/>
+        <w:numPr>
+          <w:ilvl w:val="0"/>
+          <w:numId w:val="2"/>
+        </w:numPr>
+        <w:spacing w:after="100"/>
       </w:pPr>
       <w:r>
         <w:rPr>
@@ -3118,7 +3607,6 @@
           <w:color w:val="1F1E1D"/>
           <w:sz w:val="21"/>
         </w:rPr>
-        <w:t xml:space="preserve">•  </w:t>
       </w:r>
       <w:r>
         <w:rPr>
@@ -3133,7 +3621,11 @@
     <w:p>
       <w:pPr>
         <w:pStyle w:val="ListParagraph"/>
-        <w:ind w:left="360"/>
+        <w:numPr>
+          <w:ilvl w:val="0"/>
+          <w:numId w:val="2"/>
+        </w:numPr>
+        <w:spacing w:after="100"/>
       </w:pPr>
       <w:r>
         <w:rPr>
@@ -3142,7 +3634,6 @@
           <w:color w:val="1F1E1D"/>
           <w:sz w:val="21"/>
         </w:rPr>
-        <w:t xml:space="preserve">•  </w:t>
       </w:r>
       <w:r>
         <w:rPr>
@@ -3155,6 +3646,9 @@
       </w:r>
     </w:p>
     <w:p>
+      <w:pPr>
+        <w:spacing w:after="160" w:line="300"/>
+      </w:pPr>
       <w:r>
         <w:rPr>
           <w:rFonts w:ascii="Calibri" w:hAnsi="Calibri"/>
